--- a/spa/docx/13.content.docx
+++ b/spa/docx/13.content.docx
@@ -2073,7 +2073,7 @@
         <w:rPr>
           <w:lang w:val="es_ES" w:bidi="es_ES"/>
         </w:rPr>
-        <w:t xml:space="preserve"> Estos seis hijos le nacieron en Hebrón, donde reinó durante 7 años y medio. Después trasladó la capital a Jerusalén, donde reinó 33 años más.</w:t>
+        <w:t xml:space="preserve"> Estos 6 hijos le nacieron en Hebrón, donde reinó durante 7 años y medio. Después trasladó la capital a Jerusalén, donde reinó 33 años más.</w:t>
       </w:r>
     </w:p>
     <w:p>
@@ -3155,7 +3155,7 @@
         <w:rPr>
           <w:lang w:val="es_ES" w:bidi="es_ES"/>
         </w:rPr>
-        <w:t xml:space="preserve"> El hijo de Simí fue Micaías; el hijo de Micaías fue Reaías, y el hijo de Reaías fue Baal.</w:t>
+        <w:t xml:space="preserve"> El hijo de Simí fue Micaías. El hijo de Micaías fue Reaías, y el hijo de Reaías fue Baal.</w:t>
       </w:r>
     </w:p>
     <w:p>
@@ -3176,7 +3176,7 @@
         <w:rPr>
           <w:lang w:val="es_ES" w:bidi="es_ES"/>
         </w:rPr>
-        <w:t xml:space="preserve"> El hijo de Baal fue Beerá, líder de los rubenitas, que fue llevado cautivo por Tiglat Piléser, rey de Asiria.</w:t>
+        <w:t xml:space="preserve"> El hijo de Baal fue Beerá, líder de los rubenitas. Fue llevado cautivo por Tiglat Piléser, rey de Asiria.</w:t>
       </w:r>
     </w:p>
     <w:p>
@@ -3197,7 +3197,7 @@
         <w:rPr>
           <w:lang w:val="es_ES" w:bidi="es_ES"/>
         </w:rPr>
-        <w:t xml:space="preserve"> Sus parientes, jefes de sus familias, fueron registrados en las genealogías de la siguiente manera: Jeyel, Zacarías y Bela hijo de Azaz, nieto de Sema y bisnieto de Joel. Estos rubenitas vivían en Aroer y en lugares tan lejanos como el monte Nebo y Baal Megón.</w:t>
+        <w:t xml:space="preserve"> Sus parientes, jefes de sus familias, fueron registrados en las genealogías de la siguiente manera: Jeyel, Zacarías y Bela, hijo de Azaz, nieto de Sema y bisnieto de Joel. Estos rubenitas vivían en Aroer y en lugares tan lejanos como el monte Nebo y Baal Megón.</w:t>
       </w:r>
     </w:p>
     <w:p>
@@ -3218,7 +3218,7 @@
         <w:rPr>
           <w:lang w:val="es_ES" w:bidi="es_ES"/>
         </w:rPr>
-        <w:t xml:space="preserve"> Joel criaba ganado y lo pastoreaba hacia el este hasta el desierto que se extiende hasta el río Éufrates, porque su ganado se había multiplicado mucho en la tierra de Galaad.</w:t>
+        <w:t xml:space="preserve"> Joel criaba ganado. Se había multiplicado mucho en la tierra de Galaad. Lo pastoreaba hacia el este hasta el desierto que se extiende hasta el río Éufrates.</w:t>
       </w:r>
     </w:p>
     <w:p>
@@ -3302,7 +3302,7 @@
         <w:rPr>
           <w:lang w:val="es_ES" w:bidi="es_ES"/>
         </w:rPr>
-        <w:t xml:space="preserve"> Sus parientes, jefes de siete clanes, eran Micael, Mesulán, Sabá, Joray, Jacán, Zía y Éber.</w:t>
+        <w:t xml:space="preserve"> Sus parientes, jefes de 7 clanes, eran Micael, Mesulán, Sabá, Joray, Jacán, Zía y Éber.</w:t>
       </w:r>
     </w:p>
     <w:p>
@@ -3323,7 +3323,7 @@
         <w:rPr>
           <w:lang w:val="es_ES" w:bidi="es_ES"/>
         </w:rPr>
-        <w:t xml:space="preserve"> Estos fueron los descendientes de Abijaíl hijo de Jurí, hijo de Jaroa, hijo de Galaad, hijo de Micael, hijo de Jesisay, hijo de Yadó, hijo de Buz.</w:t>
+        <w:t xml:space="preserve"> Estos fueron los descendientes de Abijaíl, hijo de Jurí, hijo de Jaroa, hijo de Galaad, hijo de Micael, hijo de Jesisay, hijo de Yadó, hijo de Buz.</w:t>
       </w:r>
     </w:p>
     <w:p>
@@ -3407,7 +3407,7 @@
         <w:rPr>
           <w:lang w:val="es_ES" w:bidi="es_ES"/>
         </w:rPr>
-        <w:t xml:space="preserve"> Las tribus de Rubén, Gad y la media tribu de Manasés tenían 44.760 hombres bien entrenados para la guerra, hábiles en el manejo del arco, la espada y el escudo.</w:t>
+        <w:t xml:space="preserve"> Las tribus de Rubén, Gad y la media tribu de Manasés tenían 44.760 hombres bien entrenados para la guerra. Eran hábiles en el manejo del arco, la espada y el escudo.</w:t>
       </w:r>
     </w:p>
     <w:p>
@@ -3512,7 +3512,7 @@
         <w:rPr>
           <w:lang w:val="es_ES" w:bidi="es_ES"/>
         </w:rPr>
-        <w:t xml:space="preserve"> La media tribu de Manasés llegó a ser muy numerosa y se extendió por toda la región de Basán hasta Baal Hermón, Senir y el monte Hermón.</w:t>
+        <w:t xml:space="preserve"> La media tribu de Manasés llegó a ser muy numerosa. Se extendió por toda la región de Basán hasta Baal Hermón, Senir y el monte Hermón.</w:t>
       </w:r>
     </w:p>
     <w:p>
@@ -3554,7 +3554,7 @@
         <w:rPr>
           <w:lang w:val="es_ES" w:bidi="es_ES"/>
         </w:rPr>
-        <w:t xml:space="preserve"> Sin embargo, fueron infieles al Dios de sus antepasados y adoraron a los dioses de los pueblos que Dios había destruido.</w:t>
+        <w:t xml:space="preserve"> Sin embargo, fueron infieles al Dios de sus antepasados. Adoraron a los dioses de los pueblos que Dios había destruido.</w:t>
       </w:r>
     </w:p>
     <w:p>
@@ -3575,7 +3575,7 @@
         <w:rPr>
           <w:lang w:val="es_ES" w:bidi="es_ES"/>
         </w:rPr>
-        <w:t xml:space="preserve"> Por eso el Dios de Israel incitó a Pul, rey de Asiria, también conocido como Tiglat Piléser, para que invadiera la tierra. Pul deportó a los rubenitas, a los gaditas y a la media tribu de Manasés. Los llevó a Jalaj, a Jabor, a Hará y al río Gozán, donde permanecen hasta el día de hoy.</w:t>
+        <w:t xml:space="preserve"> Por eso el Dios de Israel incitó a Pul para que invadiera la tierra. Pul era rey de Asiria y también conocido como Tiglat Piléser. Deportó a los rubenitas, a los gaditas y a la media tribu de Manasés. Los llevó a Jalaj, a Jabor, a Hará y al río Gozán, donde permanecen hasta el día de hoy.</w:t>
       </w:r>
     </w:p>
     <w:p>
@@ -3696,7 +3696,7 @@
         <w:rPr>
           <w:lang w:val="es_ES" w:bidi="es_ES"/>
         </w:rPr>
-        <w:t xml:space="preserve"> Abisúa fue padre de Buquí, Buquí fue padre de Uzi,</w:t>
+        <w:t xml:space="preserve"> Abisúa fue el padre de Buquí, Buquí fue el padre de Uzi,</w:t>
       </w:r>
     </w:p>
     <w:p>
@@ -3738,7 +3738,7 @@
         <w:rPr>
           <w:lang w:val="es_ES" w:bidi="es_ES"/>
         </w:rPr>
-        <w:t xml:space="preserve"> Merayot fue padre de Amarías, Amarías fue padre de Ajitob,</w:t>
+        <w:t xml:space="preserve"> Merayot fue el padre de Amarías, Amarías fue el padre de Ajitob,</w:t>
       </w:r>
     </w:p>
     <w:p>
@@ -3885,7 +3885,7 @@
         <w:rPr>
           <w:lang w:val="es_ES" w:bidi="es_ES"/>
         </w:rPr>
-        <w:t xml:space="preserve"> Azarías fue el padre de Seraías, Seraías fue el padre de Josadac,</w:t>
+        <w:t xml:space="preserve"> Azarías fue el padre de Seraías, Seraías fue el padre de Josadac.</w:t>
       </w:r>
     </w:p>
     <w:p>
@@ -4095,7 +4095,7 @@
         <w:rPr>
           <w:lang w:val="es_ES" w:bidi="es_ES"/>
         </w:rPr>
-        <w:t xml:space="preserve"> El rey David designó directores de canto para alabar a Dios en la tienda de reunión del Señor, después de que el arca fue colocada allí.</w:t>
+        <w:t xml:space="preserve"> El rey David designó directores de canto para alabar a Dios en la tienda de reunión del Señor. Eso fue después de que el arca fue colocada allí.</w:t>
       </w:r>
     </w:p>
     <w:p>
@@ -4116,7 +4116,7 @@
         <w:rPr>
           <w:lang w:val="es_ES" w:bidi="es_ES"/>
         </w:rPr>
-        <w:t xml:space="preserve"> Cuando Salomón construyó el templo del Señor en Jerusalén, los coros continuaron sirviendo allí según las instrucciones que había dejado el rey David para la tienda de reunión.</w:t>
+        <w:t xml:space="preserve"> Cuando Salomón construyó el templo del Señor en Jerusalén, los coros continuaron sirviendo allí. Sirvieron según las instrucciones que había dejado el rey David para la tienda de reunión.</w:t>
       </w:r>
     </w:p>
     <w:p>
@@ -4137,7 +4137,7 @@
         <w:rPr>
           <w:lang w:val="es_ES" w:bidi="es_ES"/>
         </w:rPr>
-        <w:t xml:space="preserve"> Estos junto con sus descendientes se encargaron del canto: De la familia de Coat estaba el cantor Hemán, hijo de Joel, descendiente de Samuel, Elcaná, Jeroán, Eliel, Toa, Zuf, Elcaná, Mahat, Amasay, Elcaná, Joel, Azarías, Sofonías, Tajat, Asir, Ebiasaf, Coré, Izar, Coat, Leví e Israel.</w:t>
+        <w:t xml:space="preserve"> Estos junto con sus descendientes se encargaron del canto. De la familia de Coat estaba el cantor Hemán, hijo de Joel, descendiente de Samuel, Elcaná, Jeroán, Eliel, Toa, Zuf, Elcaná, Mahat, Amasay, Elcaná, Joel, Azarías, Sofonías, Tajat, Asir, Ebiasaf, Coré, Izar, Coat, Leví e Israel.</w:t>
       </w:r>
     </w:p>
     <w:p>
@@ -4221,7 +4221,7 @@
         <w:rPr>
           <w:lang w:val="es_ES" w:bidi="es_ES"/>
         </w:rPr>
-        <w:t xml:space="preserve"> Pero solo Aarón y sus descendientes debían presentar las ofrendas quemadas, quemar las ofrendas e incienso, y realizar todas las tareas relacionadas con el Lugar Santísimo y el día anual de expiación para Israel. Se aseguraban de que se cumpliera al pie de la letra todo lo que ordenaba la ley de Moisés, siervo de Dios.</w:t>
+        <w:t xml:space="preserve"> Pero solo Aarón y sus descendientes debían presentar las ofrendas quemadas y quemar las ofrendas e incienso. Solo ellos debían realizar todas las tareas relacionadas con el Lugar Santísimo y el día anual de expiación para Israel. Se aseguraban de que se cumpliera al pie de la letra todo lo que ordenaba la ley de Moisés, siervo de Dios.</w:t>
       </w:r>
     </w:p>
     <w:p>
@@ -4284,7 +4284,7 @@
         <w:rPr>
           <w:lang w:val="es_ES" w:bidi="es_ES"/>
         </w:rPr>
-        <w:t xml:space="preserve"> Hebrón en territorio de Judá, con los campos de pastoreo de sus alrededores. Los terrenos de la ciudad y las aldeas vecinas se los dieron a Caleb hijo de Jefone. A los descendientes de Aarón les asignaron estas ciudades de refugio: Hebrón, Libná, Jatir, Estemoa, Hilén, Debir, Asán y Bet Semes, junto con sus campos de pastoreo.</w:t>
+        <w:t xml:space="preserve"> Les asignaron Hebrón en territorio de Judá, con los campos de pastoreo de sus alrededores. Los terrenos de la ciudad y las aldeas vecinas se los dieron a Caleb hijo de Jefone. A los descendientes de Aarón les asignaron estas ciudades de refugio: Hebrón, Libná, Jatir, Estemoa, Hilén, Debir, Asán y Bet Semes, junto con sus campos de pastoreo.</w:t>
       </w:r>
     </w:p>
     <w:p>
@@ -4326,7 +4326,7 @@
         <w:rPr>
           <w:lang w:val="es_ES" w:bidi="es_ES"/>
         </w:rPr>
-        <w:t xml:space="preserve"> Se hizo entonces un sorteo para asignar territorios al resto de los descendientes de Coat, y les tocaron 10 ciudades del territorio de la media tribu de Manasés.</w:t>
+        <w:t xml:space="preserve"> Se hizo entonces un sorteo para asignar territorios al resto de los descendientes de Coat. Les tocaron 10 ciudades del territorio de la media tribu de Manasés.</w:t>
       </w:r>
     </w:p>
     <w:p>
@@ -4368,7 +4368,7 @@
         <w:rPr>
           <w:lang w:val="es_ES" w:bidi="es_ES"/>
         </w:rPr>
-        <w:t xml:space="preserve"> Los descendientes de Merari recibieron por sorteo doce ciudades de los territorios de las tribus de Rubén, Gad y Zabulón.</w:t>
+        <w:t xml:space="preserve"> Los descendientes de Merari recibieron por sorteo 12 ciudades de los territorios de las tribus de Rubén, Gad y Zabulón.</w:t>
       </w:r>
     </w:p>
     <w:p>
@@ -4410,7 +4410,7 @@
         <w:rPr>
           <w:lang w:val="es_ES" w:bidi="es_ES"/>
         </w:rPr>
-        <w:t xml:space="preserve"> Algunas familias de los descendientes de Coat obtuvieron por sorteo ciudades del territorio de la tribu de Efraín. Les asignaron como ciudades de refugio: Siquén en la zona montañosa de Efraín, Guézer, Jocmeán, Bet Jorón, Ayalón y Gat Rimón, todas con sus respectivos campos de pastoreo.</w:t>
+        <w:t xml:space="preserve"> Algunas familias de los descendientes de Coat obtuvieron por sorteo ciudades del territorio de la tribu de Efraín. Les asignaron como ciudades de refugio Siquén en la zona montañosa de Efraín, Guézer, Jocmeán, Bet Jorón, Ayalón y Gat Rimón, todas con sus respectivos campos de pastoreo.</w:t>
       </w:r>
     </w:p>
     <w:p>
@@ -4473,7 +4473,7 @@
         <w:rPr>
           <w:lang w:val="es_ES" w:bidi="es_ES"/>
         </w:rPr>
-        <w:t xml:space="preserve"> De la tribu de Isacar recibieron Cedes y Daberat,</w:t>
+        <w:t xml:space="preserve"> De la tribu de Isacar recibieron Cedes, Daberat,</w:t>
       </w:r>
     </w:p>
     <w:p>
@@ -4515,7 +4515,7 @@
         <w:rPr>
           <w:lang w:val="es_ES" w:bidi="es_ES"/>
         </w:rPr>
-        <w:t xml:space="preserve"> De la tribu de Aser recibieron Abdón y Masal,</w:t>
+        <w:t xml:space="preserve"> De la tribu de Aser recibieron Abdón, Masal,</w:t>
       </w:r>
     </w:p>
     <w:p>
@@ -4804,7 +4804,7 @@
         <w:rPr>
           <w:lang w:val="es_ES" w:bidi="es_ES"/>
         </w:rPr>
-        <w:t xml:space="preserve"> Los hijos de Bela fueron Esbón, Uzi, Uziel, Jerimot e Irí. Estos cinco guerreros de extraordinario valor eran jefes de clanes y generales a cargo de 22.034 soldados.</w:t>
+        <w:t xml:space="preserve"> Los hijos de Bela fueron Esbón, Uzi, Uziel, Jerimot e Irí. Estos 5 guerreros de extraordinario valor eran jefes de clanes y generales a cargo de 22.034 soldados.</w:t>
       </w:r>
     </w:p>
     <w:p>
@@ -4825,7 +4825,7 @@
         <w:rPr>
           <w:lang w:val="es_ES" w:bidi="es_ES"/>
         </w:rPr>
-        <w:t xml:space="preserve"> Los hijos de Béquer fueron Zemirá, Joás, Eliezer, Elihoenay, Omri, Jeremot, Abías, Anatot y Alamet.</w:t>
+        <w:t xml:space="preserve"> Los hijos de Béquer fueron Zemirá, Joás, Eliezer, Elihoenay, Omrí, Jeremot, Abías, Anatot y Alamet.</w:t>
       </w:r>
     </w:p>
     <w:p>
@@ -4867,7 +4867,7 @@
         <w:rPr>
           <w:lang w:val="es_ES" w:bidi="es_ES"/>
         </w:rPr>
-        <w:t xml:space="preserve"> El hijo de Jediael fue Bilhán. Los hijos de Bilán fueron Jeús, Benjamín, Aod, Quenaná, Zetán, Tarsis y Ajisajar.</w:t>
+        <w:t xml:space="preserve"> El hijo de Jediael fue Bilán. Los hijos de Bilán fueron Jeús, Benjamín, Aod, Quenaná, Zetán, Tarsis y Ajisajar.</w:t>
       </w:r>
     </w:p>
     <w:p>
@@ -4951,7 +4951,7 @@
         <w:rPr>
           <w:lang w:val="es_ES" w:bidi="es_ES"/>
         </w:rPr>
-        <w:t xml:space="preserve"> Los hijos que Manasés tuvo con su concubina aramea, fueron Asriel y Maquir. Este último llegó a ser el padre de Galaad.</w:t>
+        <w:t xml:space="preserve"> Los hijos que Manasés tuvo con su concubina aramea fueron Asriel y Maquir. Este último llegó a ser el padre de Galaad.</w:t>
       </w:r>
     </w:p>
     <w:p>
@@ -5471,7 +5471,7 @@
         <w:rPr>
           <w:lang w:val="es_ES" w:bidi="es_ES"/>
         </w:rPr>
-        <w:t xml:space="preserve"> Noja y Rafá.Los hijos de Bela fueron Adar, Guerá, Abiud, Abisúa, Naamán, Ajoaj, Guerá, Sefufán e Hiram.</w:t>
+        <w:t xml:space="preserve"> Noja y Rafá. Los hijos de Bela fueron Adar, Guerá, Abiud, Abisúa, Naamán, Ajoaj, Guerá, Sefufán e Hiram.</w:t>
       </w:r>
     </w:p>
     <w:p>
@@ -5891,7 +5891,7 @@
         <w:rPr>
           <w:lang w:val="es_ES" w:bidi="es_ES"/>
         </w:rPr>
-        <w:t xml:space="preserve"> Azel tuvo seis hijos: Azricán, Bocrú, Ismael, Searías, Abdías y Janán.</w:t>
+        <w:t xml:space="preserve"> Azel tuvo 6 hijos: Azricán, Bocrú, Ismael, Searías, Abdías y Janán.</w:t>
       </w:r>
     </w:p>
     <w:p>
@@ -6054,7 +6054,7 @@
         <w:rPr>
           <w:lang w:val="es_ES" w:bidi="es_ES"/>
         </w:rPr>
-        <w:t xml:space="preserve"> De los descendientes de los silonitas, Asaías, el hijo mayor, con sus hijos.</w:t>
+        <w:t xml:space="preserve"> De los descendientes de los silonitas, regresó Asaías, el hijo mayor, con sus hijos.</w:t>
       </w:r>
     </w:p>
     <w:p>
@@ -6096,7 +6096,7 @@
         <w:rPr>
           <w:lang w:val="es_ES" w:bidi="es_ES"/>
         </w:rPr>
-        <w:t xml:space="preserve"> De los descendientes de Benjamín: Salú, hijo de Mesulán, hijo de Hodavías, hijo de Senúa; Ibneías, hijo de Jeroán; Elá, hijo de Uzi, hijo de Micrí; y Mesulán, hijo de Sefatías, hijo de Reuel, hijo de Ibnías.</w:t>
+        <w:t xml:space="preserve"> De los descendientes de Benjamín, regresaron Salú, hijo de Mesulán, hijo de Hodavías, hijo de Senúa; Ibneías, hijo de Jeroán; Elá, hijo de Uzi, hijo de Micrí; y Mesulán, hijo de Sefatías, hijo de Reuel, hijo de Ibnías.</w:t>
       </w:r>
     </w:p>
     <w:p>
@@ -6243,7 +6243,7 @@
         <w:rPr>
           <w:lang w:val="es_ES" w:bidi="es_ES"/>
         </w:rPr>
-        <w:t xml:space="preserve"> Los antepasados de Salún fueron Coré, Ebiasaf y Coré. Salún y sus parientes, los coreítas, estaban a cargo de los sacrificios y de la protección de la tienda de reunión, tal como sus antepasados habían ejercido la vigilancia del santuario del Señor.</w:t>
+        <w:t xml:space="preserve"> Los antepasados de Salún fueron Coré, Ebiasaf y Corah. Salún y sus parientes, los coreítas, estaban a cargo de los sacrificios y de la protección de la tienda de reunión, tal como sus antepasados habían ejercido la vigilancia del santuario del Señor.</w:t>
       </w:r>
     </w:p>
     <w:p>
@@ -6537,7 +6537,7 @@
         <w:rPr>
           <w:lang w:val="es_ES" w:bidi="es_ES"/>
         </w:rPr>
-        <w:t xml:space="preserve"> Los cantores, todos ellos jefes de familias levitas, vivían en las habitaciones del templo y estaban libres de otras responsabilidades porque trabajaban día y noche en su oficio.</w:t>
+        <w:t xml:space="preserve"> Los cantores, todos ellos jefes de familias levitas, vivían en las habitaciones del templo. Estaban libres de otras responsabilidades porque trabajaban día y noche en su oficio.</w:t>
       </w:r>
     </w:p>
     <w:p>
@@ -6763,7 +6763,7 @@
         <w:rPr>
           <w:lang w:val="es_ES" w:bidi="es_ES"/>
         </w:rPr>
-        <w:t xml:space="preserve"> Los filisteos persiguieron a Saúl y a sus hijos, y mataron a Jonatán, Abinadab y Malquisúa.</w:t>
+        <w:t xml:space="preserve"> Los filisteos persiguieron a Saúl y a sus hijos. Mataron a Jonatán, Abinadab y Malquisúa.</w:t>
       </w:r>
     </w:p>
     <w:p>
@@ -6784,7 +6784,7 @@
         <w:rPr>
           <w:lang w:val="es_ES" w:bidi="es_ES"/>
         </w:rPr>
-        <w:t xml:space="preserve"> La batalla se intensificó alrededor de Saúl, y los arqueros lo alcanzaron con sus flechas y lo hirieron.</w:t>
+        <w:t xml:space="preserve"> La batalla se intensificó alrededor de Saúl. Los arqueros lo alcanzaron con sus flechas y lo hirieron.</w:t>
       </w:r>
     </w:p>
     <w:p>
@@ -6868,7 +6868,7 @@
         <w:rPr>
           <w:lang w:val="es_ES" w:bidi="es_ES"/>
         </w:rPr>
-        <w:t xml:space="preserve"> Cuando los israelitas que vivían en el valle vieron que el ejército había huido y que Saúl y sus hijos habían muerto, abandonaron sus ciudades y huyeron. Entonces los filisteos llegaron y se establecieron en ellas.</w:t>
+        <w:t xml:space="preserve"> Los israelitas que vivían en el valle vieron que el ejército había huido y que Saúl y sus hijos habían muerto. Abandonaron sus ciudades y huyeron. Entonces los filisteos llegaron y se establecieron en ellas.</w:t>
       </w:r>
     </w:p>
     <w:p>
@@ -6994,7 +6994,7 @@
         <w:rPr>
           <w:lang w:val="es_ES" w:bidi="es_ES"/>
         </w:rPr>
-        <w:t xml:space="preserve"> Saúl murió porque fue infiel al Señor. No obedeció la palabra del Señor y, en lugar de consultar al Señor, consultó a una adivina.</w:t>
+        <w:t xml:space="preserve"> Saúl murió porque fue infiel al Señor. No obedeció la palabra del Señor. En lugar de consultar al Señor, consultó a una adivina.</w:t>
       </w:r>
     </w:p>
     <w:p>
@@ -7052,7 +7052,7 @@
         <w:rPr>
           <w:lang w:val="es_ES" w:bidi="es_ES"/>
         </w:rPr>
-        <w:t xml:space="preserve"> Entonces los israelitas fueron a Hebrón a hablar con David y le dijeron:—Nosotros somos de tu propia sangre.</w:t>
+        <w:t xml:space="preserve"> Entonces los israelitas fueron a Hebrón a hablar con David. Le dijeron:—Nosotros somos de tu propia sangre.</w:t>
       </w:r>
     </w:p>
     <w:p>
@@ -7178,7 +7178,7 @@
         <w:rPr>
           <w:lang w:val="es_ES" w:bidi="es_ES"/>
         </w:rPr>
-        <w:t xml:space="preserve"> David se trasladó a vivir en la fortaleza, y por eso esa parte de Jerusalén se llama Ciudad de David.</w:t>
+        <w:t xml:space="preserve"> David se trasladó a vivir en la fortaleza. Por eso esa parte de Jerusalén se llamó Ciudad de David.</w:t>
       </w:r>
     </w:p>
     <w:p>
@@ -7262,7 +7262,7 @@
         <w:rPr>
           <w:lang w:val="es_ES" w:bidi="es_ES"/>
         </w:rPr>
-        <w:t xml:space="preserve"> Esta es la lista de los soldados más valientes de David. Yasobeán, hijo de Jacmoní, era el jefe de los 30 más valientes. En una ocasión mató a 300 hombres con su lanza.</w:t>
+        <w:t xml:space="preserve"> Yasobeán, hijo de Jacmoní, era el jefe de los 30 más valientes. En una ocasión mató a 300 hombres con su lanza.</w:t>
       </w:r>
     </w:p>
     <w:p>
@@ -7325,7 +7325,7 @@
         <w:rPr>
           <w:lang w:val="es_ES" w:bidi="es_ES"/>
         </w:rPr>
-        <w:t xml:space="preserve"> Eleazar se mantuvo firme en medio del campo, lo defendió junto a sus oficiales y derrotó a los filisteos. El Señor les dio una gran victoria.</w:t>
+        <w:t xml:space="preserve"> Eleazar se mantuvo firme en medio del campo. Lo defendió junto a sus oficiales y derrotó a los filisteos. El Señor les dio una gran victoria.</w:t>
       </w:r>
     </w:p>
     <w:p>
@@ -7409,7 +7409,7 @@
         <w:rPr>
           <w:lang w:val="es_ES" w:bidi="es_ES"/>
         </w:rPr>
-        <w:t xml:space="preserve"> estos 3 valientes atravesaron el campamento filisteo, sacaron agua del pozo de Belén y se la llevaron a David. Pero David se negó a beberla. En cambio, la derramó como ofrenda al Señor.—¡Que Dios me libre de beber esto! —exclamó—. ¿Cómo podría beber algo que es como la sangre de estos hombres que arriesgaron su vida para traérmela?Estas proezas realizaron los 3 valientes.</w:t>
+        <w:t xml:space="preserve"> estos 3 valientes atravesaron el campamento filisteo. Sacaron agua del pozo de Belén y se la llevaron a David. Pero David se negó a beberla. En cambio, la derramó como ofrenda al Señor.—¡Que Dios me libre de beber esto! —exclamó—. ¿Cómo podría beber algo que es como la sangre de estos hombres que arriesgaron su vida para traérmela?Estas proezas realizaron los 3 valientes.</w:t>
       </w:r>
     </w:p>
     <w:p>
@@ -7493,7 +7493,7 @@
         <w:rPr>
           <w:lang w:val="es_ES" w:bidi="es_ES"/>
         </w:rPr>
-        <w:t xml:space="preserve"> En otra ocasión, mató a un soldado egipcio que medía casi 2,5 metros de altura y llevaba una lanza tan gruesa como el rodillo de un telar. Benaías solo tenía un bastón. Le quitó la lanza al egipcio y lo mató con su propia arma.</w:t>
+        <w:t xml:space="preserve"> En otra ocasión, mató a un soldado egipcio que medía casi 2,5 metros de altura. El egipcio llevaba una lanza tan gruesa como el rodillo de un telar. Benaías solo tenía un bastón. Le quitó la lanza al egipcio y lo mató con su propia arma.</w:t>
       </w:r>
     </w:p>
     <w:p>
@@ -7535,7 +7535,7 @@
         <w:rPr>
           <w:lang w:val="es_ES" w:bidi="es_ES"/>
         </w:rPr>
-        <w:t xml:space="preserve"> Otros guerreros famosos fueron Asael, hermano de Joab; Eljanán, hijo de Dodó de Belén; Samot, el harorita; Heles, el pelonita; Irá, hijo de Iqués de Tecoa; Abiezer de Anatot; Sibecay, el jusatita; Ilay, el ajojita; Maray, el netofatita; Jéled, hijo de Baná el netofatita; Itay, hijo de Ribay de Guibeá de los benjamitas; Benaías, el piratonita; Juray de las inmediaciones del arroyo de Gaas; Abiel de Arbat; Azmávet, el bajurinita; Elijaba, el salbonita; los hijos de Jasén el guizonita; Jonatán, hijo de Sague el ararita; Ahián, hijo de Sacar, también ararita; Elifal, hijo de Ur; Héfer, el mequeratita; Ahías, el pelonita; Jezró de Carmel; Naray, hijo de Ezbay; Joel, hermano de Natán; Mibar, hijo de Hagrí; Sélec de Amón; Najaray, el berotita y escudero del general Joab, hijo de Sarvia; Irá, el itrita; Gareb, también itrita; Urías, el hitita; Zabad, hijo de Ajlay; Adiná, hijo de Sizá de la tribu de Rubén, jefe de su tribu, y otros 30 que le acompañaban; Janán, hijo de Macá; Josafat, el mitnita; Uzías, el astarotita; Sama y Jehiel, hijos de Jotán el aroerita; Jediael, hijo de Simri; Yojá, su hermano el tizita; Eliel, el majavita; Jerebay y Josavía, hijos de Elnán; Itmá, el moabita; Eliel, Obed y Jasiel el mesobatita.</w:t>
+        <w:t xml:space="preserve"> Otros guerreros famosos fueron Asael, hermano de Joab; Eljanán, hijo de Dodó de Belén; Samot, el harorita; Heles, el pelonita; Irá, hijo de Iqués de Tecoa; Abiezer de Anatot; Sibecay, el jusatita; Ilay, el ajojita; Maray, el netofatita; Jéled, hijo de Baná, el netofatita; Itay, hijo de Ribay, de Guibeá de los benjamitas; Benaías, el piratonita; Juray de las inmediaciones del arroyo de Gaas; Abiel de Arbat; Azmávet, el bajurinita; Elijaba, el salbonita; los hijos de Jasén el guizonita; Jonatán, hijo de Sague, el ararita; Ahián, hijo de Sacar, también ararita; Elifal, hijo de Ur; Héfer, el mequeratita; Ahías, el pelonita; Jezró de Carmel; Naray, hijo de Ezbay; Joel, hermano de Natán; Mibar, hijo de Hagrí; Sélec de Amón; Najaray, el berotita y escudero del general Joab, hijo de Sarvia; Irá, el itrita; Gareb, también itrita; Urías, el hitita; Zabad, hijo de Ajlay; Adiná, hijo de Sizá, de la tribu de Rubén, jefe de su tribu, y otros 30 que le acompañaban; Janán, hijo de Macá; Josafat, el mitnita; Uzías, el astarotita; Sama y Jehiel, hijos de Jotán el aroerita; Jediael, hijo de Simri; Yojá, su hermano el tizita; Eliel, el majavita; Jerebay y Josavía, hijos de Elnán; Itmá, el moabita; Eliel, Obed y Jasiel, el mesobatita.</w:t>
       </w:r>
     </w:p>
     <w:p>
@@ -7593,7 +7593,7 @@
         <w:rPr>
           <w:lang w:val="es_ES" w:bidi="es_ES"/>
         </w:rPr>
-        <w:t xml:space="preserve"> Todos eran expertos en el uso del arco y la honda, y podían usar tanto la mano derecha como la izquierda. Eran de la tribu de Benjamín, la misma tribu del rey Saúl.</w:t>
+        <w:t xml:space="preserve"> Todos eran expertos en el uso del arco y la honda. Podían usar tanto la mano derecha como la izquierda. Eran de la tribu de Benjamín, la misma tribu del rey Saúl.</w:t>
       </w:r>
     </w:p>
     <w:p>
@@ -7614,7 +7614,7 @@
         <w:rPr>
           <w:lang w:val="es_ES" w:bidi="es_ES"/>
         </w:rPr>
-        <w:t xml:space="preserve"> El jefe era Ajiezer, junto con Joás, hijos de Semaá, de Guibeá. Los otros eran: Jeziel y Pélet, hijos de Azmávet; Beracá y Jehú de Anatot; Ismaías de Gabaón, que era uno de los Treinta y jefe de ellos; Jeremías, Jahaziel, Johanán y Jozabad de Guederá; Eluzay, Jerimot, Bealías, Semarías y Sefatías el harufita; Elcaná, Isías, Azareel, Joezer y Yasobeán, los coreítas; Joelá y Zebadías, hijos de Jeroán, de Guedor.</w:t>
+        <w:t xml:space="preserve"> El jefe era Ajiezer, junto con Joás, hijos de Semaá, de Guibeá. Los otros eran Jeziel y Pélet, hijos de Azmávet; Beracá y Jehú de Anatot; Ismaías de Gabaón, que era uno de los 30 y jefe de ellos; Jeremías, Jahaziel, Johanán y Jozabad de Guederá; Eluzay, Jerimot, Bealías, Semarías y Sefatías, el harufita; Elcaná, Isías, Azareel, Joezer y Yasobeán, los coreítas; Joelá y Zebadías, hijos de Jeroán, de Guedor.</w:t>
       </w:r>
     </w:p>
     <w:p>
@@ -7656,7 +7656,7 @@
         <w:rPr>
           <w:lang w:val="es_ES" w:bidi="es_ES"/>
         </w:rPr>
-        <w:t xml:space="preserve"> Cruzaron el río Jordán en el mes primero, cuando el río estaba desbordado, y pusieron en fuga a todos los que vivían en los valles, tanto al este como al oeste. También guerreros de las tribus de Benjamín y de Judá fueron a ver a David a la fortaleza y se unieron a él.</w:t>
+        <w:t xml:space="preserve"> Cruzaron el río Jordán en el mes primero, cuando el río estaba desbordado. Pusieron en fuga a todos los que vivían en los valles, tanto al este como al oeste. También guerreros de las tribus de Benjamín y de Judá fueron a ver a David a la fortaleza y se unieron a él.</w:t>
       </w:r>
     </w:p>
     <w:p>
@@ -7677,7 +7677,7 @@
         <w:rPr>
           <w:lang w:val="es_ES" w:bidi="es_ES"/>
         </w:rPr>
-        <w:t xml:space="preserve"> David salió a recibirlos y les dijo:—Si vienen en son de paz para ayudarme, mi corazón se unirá al de ustedes; pero si vienen para traicionarme y entregarme a mis enemigos, aunque mis manos no hayan hecho nada malo, que el Dios de nuestros antepasados lo vea y los juzgue.</w:t>
+        <w:t xml:space="preserve"> David salió a recibirlos y les dijo:—Si vienen en son de paz para ayudarme, mi corazón se unirá al de ustedes. Pero si vienen para traicionarme y entregarme a mis enemigos, aunque mis manos no hayan hecho nada malo, que el Dios de nuestros antepasados lo vea y los juzgue.</w:t>
       </w:r>
     </w:p>
     <w:p>
@@ -7698,7 +7698,7 @@
         <w:rPr>
           <w:lang w:val="es_ES" w:bidi="es_ES"/>
         </w:rPr>
-        <w:t xml:space="preserve"> Entonces el Espíritu vino sobre Amasay, jefe de los 30, y este respondió:¡Somos tuyos, David! ¡Estamos contigo, hijo de Isaí! ¡Paz, paz, paz, para ti y para los que te ayudan, porque tu Dios está contigo!Entonces David los recibió y los nombró jefes de sus tropas.</w:t>
+        <w:t xml:space="preserve"> Entonces el Espíritu vino sobre Amasay, jefe de los 30, y este respondió:—¡Somos tuyos, David! ¡Estamos contigo, hijo de Isaí! ¡Paz, paz, paz, para ti y para los que te ayudan, porque tu Dios está contigo!Entonces David los recibió y los nombró jefes de sus tropas.</w:t>
       </w:r>
     </w:p>
     <w:p>
@@ -7761,7 +7761,7 @@
         <w:rPr>
           <w:lang w:val="es_ES" w:bidi="es_ES"/>
         </w:rPr>
-        <w:t xml:space="preserve"> De Judá llegaron 6.800 guerreros armados con escudos y lanzas. De Simeón llegaron 7.100 guerreros valientes listos para la batalla. De Leví llegaron 4.600 hombres.De los sacerdotes descendientes de Aarón llegaron 3.700, bajo el liderazgo de Joyadá, y también 22 jefes de familias con Sadoc, un joven guerrero valiente. De Benjamín, la tribu de Saúl, llegaron 3.000 hombres. La mayoría de los benjaminitas todavía permanecían leales a la casa de Saúl. De Efraín llegaron 20.800 guerreros valientes, hombres famosos en sus clanes. De la media tribu de Manasés llegaron 18.000 hombres designados específicamente para hacer rey a David. De Isacar llegaron 200 jefes con todos sus parientes bajo su mando. Eran hombres que entendían los tiempos y sabían lo que Israel debía hacer. De Zabulón llegaron 50.000 guerreros experimentados, preparados para la batalla con todo tipo de armas, completamente leales a David. De Neftalí llegaron 1.000 oficiales junto con 37.000 hombres equipados con escudos y lanzas. De Dan llegaron 28.600 hombres preparados para la batalla. De Aser llegaron 40.000 guerreros experimentados listos para la batalla. Del otro lado del Jordán, de las tribus de Rubén, Gad y la media tribu de Manasés, llegaron 120.000 hombres equipados con todo tipo de armas.</w:t>
+        <w:t xml:space="preserve"> De Judá llegaron 6.800 guerreros armados con escudos y lanzas. De Simeón llegaron 7.100 guerreros valientes listos para la batalla. De Leví llegaron 4.600 hombres. De los sacerdotes descendientes de Aarón llegaron 3.700, bajo el liderazgo de Joyadá, y también 22 jefes de familias con Sadoc, un joven guerrero valiente. De Benjamín, la tribu de Saúl, llegaron 3.000 hombres. La mayoría de los benjaminitas todavía permanecían leales a la casa de Saúl. De Efraín llegaron 20.800 guerreros valientes, hombres famosos en sus clanes. De la media tribu de Manasés llegaron 18.000 hombres designados específicamente para hacer rey a David. De Isacar llegaron 200 jefes con todos sus parientes bajo su mando. Eran hombres que entendían los tiempos y sabían lo que Israel debía hacer. De Zabulón llegaron 50.000 guerreros experimentados, preparados para la batalla con todo tipo de armas, completamente leales a David. De Neftalí llegaron 1.000 oficiales junto con 37.000 hombres equipados con escudos y lanzas. De Dan llegaron 28.600 hombres preparados para la batalla. De Aser llegaron 40.000 guerreros experimentados, listos para la batalla. Del otro lado del Jordán, de las tribus de Rubén, Gad y la media tribu de Manasés, llegaron 120.000 hombres equipados con todo tipo de armas.</w:t>
       </w:r>
     </w:p>
     <w:p>
@@ -7782,7 +7782,7 @@
         <w:rPr>
           <w:lang w:val="es_ES" w:bidi="es_ES"/>
         </w:rPr>
-        <w:t xml:space="preserve"> Todos estos guerreros, preparados para la batalla, llegaron a Hebrón con el único propósito de hacer rey de Israel a David.Los demás israelitas también proclamaron rey a David unánimente.</w:t>
+        <w:t xml:space="preserve"> Todos estos guerreros, preparados para la batalla, llegaron a Hebrón con el único propósito de hacer rey de Israel a David.Los demás israelitas también proclamaron rey a David unánimemente.</w:t>
       </w:r>
     </w:p>
     <w:p>
@@ -7882,7 +7882,7 @@
         <w:rPr>
           <w:lang w:val="es_ES" w:bidi="es_ES"/>
         </w:rPr>
-        <w:t xml:space="preserve"> dijo a todo el pueblo de Israel:—Si les parece bien, y si es la voluntad del Señor nuestro Dios, enviemos mensajeros a nuestros hermanos que se quedaron en sus ciudades, y a los sacerdotes, para invitarlos a venir y unirse a nosotros.</w:t>
+        <w:t xml:space="preserve"> dijo a todo el pueblo de Israel:—Si les parece bien, y si es la voluntad del Señor nuestro Dios, enviemos mensajeros a nuestros hermanos. Se los enviemos a los que se quedaron en sus ciudades, y a los sacerdotes, para invitarlos a venir y unirse a nosotros.</w:t>
       </w:r>
     </w:p>
     <w:p>
@@ -7966,7 +7966,7 @@
         <w:rPr>
           <w:lang w:val="es_ES" w:bidi="es_ES"/>
         </w:rPr>
-        <w:t xml:space="preserve"> David y todo Israel fueron a Balá, es decir, Quiriat Yearín, en Judá, para traer de allí el arca de Dios el Señor, que está entronizado sobre los querubines.</w:t>
+        <w:t xml:space="preserve"> David y todo Israel fueron a Balá, es decir, Quiriat Yearín, en Judá. Fueron para traer de allí el arca de Dios el Señor, que está entronizado sobre los querubines.</w:t>
       </w:r>
     </w:p>
     <w:p>
@@ -8029,7 +8029,7 @@
         <w:rPr>
           <w:lang w:val="es_ES" w:bidi="es_ES"/>
         </w:rPr>
-        <w:t xml:space="preserve"> Pero cuando llegaron a la era de Quidón, los bueyes tropezaron y Uza extendió su mano para sostener el arca.</w:t>
+        <w:t xml:space="preserve"> Pero cuando llegaron a la era de Quidón, los bueyes tropezaron. Uza extendió su mano para sostener el arca.</w:t>
       </w:r>
     </w:p>
     <w:p>
@@ -8071,7 +8071,7 @@
         <w:rPr>
           <w:lang w:val="es_ES" w:bidi="es_ES"/>
         </w:rPr>
-        <w:t xml:space="preserve"> David se enojó porque el Señor había descargado su ira contra Uza. Por eso, ese lugar se llama Peres Uza hasta el día de hoy.</w:t>
+        <w:t xml:space="preserve"> David se enojó porque el Señor había descargado su ira contra Uza. Por eso, ese lugar se llama Peres Uza1 hasta el día de hoy.</w:t>
       </w:r>
     </w:p>
     <w:p>
@@ -8092,7 +8092,7 @@
         <w:rPr>
           <w:lang w:val="es_ES" w:bidi="es_ES"/>
         </w:rPr>
-        <w:t xml:space="preserve"> David tuvo miedo de Dios aquel día y dijo: «¿Cómo voy a llevar el arca de Dios a mi ciudad?».</w:t>
+        <w:t xml:space="preserve"> David tuvo miedo de Dios aquel día y dijo:—¿Cómo voy a llevar el arca de Dios a mi ciudad?</w:t>
       </w:r>
     </w:p>
     <w:p>
@@ -8134,7 +8134,7 @@
         <w:rPr>
           <w:lang w:val="es_ES" w:bidi="es_ES"/>
         </w:rPr>
-        <w:t xml:space="preserve"> El arca permaneció en la casa de Obed Edom durante 3 meses, y el Señor bendijo a Obed Edom, a su familia y a todas sus posesiones.</w:t>
+        <w:t xml:space="preserve"> El arca permaneció en la casa de Obed Edom durante 3 meses. El Señor bendijo a Obed Edom, a su familia y a todas sus posesiones.</w:t>
       </w:r>
     </w:p>
     <w:p>
@@ -8318,7 +8318,7 @@
         <w:rPr>
           <w:lang w:val="es_ES" w:bidi="es_ES"/>
         </w:rPr>
-        <w:t xml:space="preserve"> David atacó a los filisteos en Baal Perasín y los derrotó allí. Entonces dijo: —Dios ha derrotado a mis enemigos por medio de mí, como una corriente de agua que arrasa con todo. Por eso aquel lugar se llama Baal Perasín.</w:t>
+        <w:t xml:space="preserve"> David atacó a los filisteos en Baal Perasín y los derrotó allí. Entonces dijo: —Dios ha derrotado a mis enemigos por medio de mí, como una corriente de agua que arrasa con todo. Por eso aquel lugar se llama Baal Perasín.1</w:t>
       </w:r>
     </w:p>
     <w:p>
@@ -8360,7 +8360,7 @@
         <w:rPr>
           <w:lang w:val="es_ES" w:bidi="es_ES"/>
         </w:rPr>
-        <w:t xml:space="preserve"> Más tarde, los filisteos volvieron a invadir el valle,</w:t>
+        <w:t xml:space="preserve"> Más tarde, los filisteos volvieron a invadir el valle.</w:t>
       </w:r>
     </w:p>
     <w:p>
@@ -8381,7 +8381,7 @@
         <w:rPr>
           <w:lang w:val="es_ES" w:bidi="es_ES"/>
         </w:rPr>
-        <w:t xml:space="preserve"> y David volvió a consultar a Dios. Esta vez Dios le respondió:—No los ataques de frente. Rodéalos y atácalos por detrás, desde los árboles de bálsamo.</w:t>
+        <w:t xml:space="preserve"> David volvió a consultar a Dios. Esta vez Dios le respondió:—No los ataques de frente. Rodéalos y atácalos por detrás, desde los árboles de bálsamo.</w:t>
       </w:r>
     </w:p>
     <w:p>
@@ -8502,7 +8502,7 @@
         <w:rPr>
           <w:lang w:val="es_ES" w:bidi="es_ES"/>
         </w:rPr>
-        <w:t xml:space="preserve"> Entonces dijo:—Solo los levitas pueden cargar el arca de Dios, porque el Señor los eligió para esto y para que le sirvan para siempre.</w:t>
+        <w:t xml:space="preserve"> Entonces dijo:—Solo los levitas pueden cargar el arca de Dios. El Señor los eligió para esto y para que le sirvan para siempre.</w:t>
       </w:r>
     </w:p>
     <w:p>
@@ -8544,7 +8544,7 @@
         <w:rPr>
           <w:lang w:val="es_ES" w:bidi="es_ES"/>
         </w:rPr>
-        <w:t xml:space="preserve"> Los sacerdotes y levitas que asistieron fueron: 120 del clan de Coat, dirigidos por Uriel; 220 del clan de Merari, dirigidos por Asaías; 130 de los descendientes de Guersón, dirigidos por Joel; 200 de la familia de Elizafán, dirigidos por Semaías; 80 de la familia de Hebrón, dirigidos por Eliel; 112 de la familia de Uziel, dirigidos por Aminadab.</w:t>
+        <w:t xml:space="preserve"> Los sacerdotes y levitas que asistieron fueron 120 del clan de Coat, dirigidos por Uriel; 220 del clan de Merari, dirigidos por Asaías; 130 de los descendientes de Guersón, dirigidos por Joel; 200 de la familia de Elizafán, dirigidos por Semaías; 80 de la familia de Hebrón, dirigidos por Eliel; 112 de la familia de Uziel, dirigidos por Aminadab.</w:t>
       </w:r>
     </w:p>
     <w:p>
@@ -8607,7 +8607,7 @@
         <w:rPr>
           <w:lang w:val="es_ES" w:bidi="es_ES"/>
         </w:rPr>
-        <w:t xml:space="preserve"> La primera vez, el Señor nos castigó porque no lo hicimos conforme a las normas, ya que no fueron ustedes quienes la cargaron.</w:t>
+        <w:t xml:space="preserve"> La primera vez, el Señor nos castigó. No lo hicimos conforme a las normas, ya que no fueron ustedes quienes la cargaron.</w:t>
       </w:r>
     </w:p>
     <w:p>
@@ -8712,7 +8712,7 @@
         <w:rPr>
           <w:lang w:val="es_ES" w:bidi="es_ES"/>
         </w:rPr>
-        <w:t xml:space="preserve"> También nombraron a otros de sus hermanos levitas como ayudantes:Zacarías, Jaziel, Semiramot, Jehiel, Uni, Eliab, Benaías, Maseías, Matatías, Elifeleu, Micnías, Obed Edom y Jeyel. Estos últimos eran porteros.</w:t>
+        <w:t xml:space="preserve"> También nombraron a otros de sus hermanos levitas como ayudantes: Zacarías, Jaziel, Semiramot, Jehiel, Uni, Eliab, Benaías, Maseías, Matatías, Elifeleu, Micnías, Obed Edom y Jeyel. Estos últimos eran porteros.</w:t>
       </w:r>
     </w:p>
     <w:p>
@@ -8880,7 +8880,7 @@
         <w:rPr>
           <w:lang w:val="es_ES" w:bidi="es_ES"/>
         </w:rPr>
-        <w:t xml:space="preserve"> Como Dios ayudó a los levitas que cargaban el arca, sacrificaron siete toros y siete carneros.</w:t>
+        <w:t xml:space="preserve"> Dios ayudó a los levitas que cargaban el arca, y sacrificaron 7 toros y 7 carneros.</w:t>
       </w:r>
     </w:p>
     <w:p>
@@ -8943,7 +8943,7 @@
         <w:rPr>
           <w:lang w:val="es_ES" w:bidi="es_ES"/>
         </w:rPr>
-        <w:t xml:space="preserve"> Cuando el arca llegó a Jerusalén, a la Ciudad de David, Mical, hija de Saúl y esposa de David, lo vio desde la ventana saltando y danzando. Sintió un profundo desprecio por él.</w:t>
+        <w:t xml:space="preserve"> El arca llegó a Jerusalén, a la Ciudad de David. Desde la ventana, Mical, hija de Saúl y esposa de David, vio a David saltando y danzando. Sintió un profundo desprecio por él.</w:t>
       </w:r>
     </w:p>
     <w:p>
@@ -9064,7 +9064,7 @@
         <w:rPr>
           <w:lang w:val="es_ES" w:bidi="es_ES"/>
         </w:rPr>
-        <w:t xml:space="preserve"> Los nombrados fueron: Asaf, el jefe, Zacarías, Jeiel, Semiramot, Jehiel, Matatías, Eliab, Benaías, Obed Edom y Jeiel, quienes tocaban arpas y liras. Asaf tocaba los címbalos.</w:t>
+        <w:t xml:space="preserve"> Los nombrados fueron Asaf, el jefe, Zacarías, Jeiel, Semiramot, Jehiel, Matatías, Eliab, Benaías, Obed Edom y Jeiel, quienes tocaban arpas y liras. Asaf tocaba los címbalos.</w:t>
       </w:r>
     </w:p>
     <w:p>
@@ -9295,7 +9295,7 @@
         <w:rPr>
           <w:lang w:val="es_ES" w:bidi="es_ES"/>
         </w:rPr>
-        <w:t xml:space="preserve"> el pacto que confirmó con Jacob, el decreto que estableció con Israel para siempre:</w:t>
+        <w:t xml:space="preserve"> Este pacto confirmó con Jacob, este decreto estableció con Israel para siempre:</w:t>
       </w:r>
     </w:p>
     <w:p>
@@ -9463,7 +9463,7 @@
         <w:rPr>
           <w:lang w:val="es_ES" w:bidi="es_ES"/>
         </w:rPr>
-        <w:t xml:space="preserve"> Porque el Señor es grande y digno de toda alabanza; él es más temible que todos los dioses.</w:t>
+        <w:t xml:space="preserve"> El Señor es grande y digno de toda alabanza; él es más temible que todos los dioses.</w:t>
       </w:r>
     </w:p>
     <w:p>
@@ -9694,7 +9694,7 @@
         <w:rPr>
           <w:lang w:val="es_ES" w:bidi="es_ES"/>
         </w:rPr>
-        <w:t xml:space="preserve"> Bendito sea el Señor, Dios de Israel, desde siempre y para siempre». Y todo el pueblo respondió: «¡Amén!», y alabó al Señor.</w:t>
+        <w:t xml:space="preserve"> Bendito sea el Señor, Dios de Israel, desde siempre y para siempre. Y todo el pueblo respondió:—¡Amén!Y alabó al Señor.</w:t>
       </w:r>
     </w:p>
     <w:p>
@@ -9757,7 +9757,7 @@
         <w:rPr>
           <w:lang w:val="es_ES" w:bidi="es_ES"/>
         </w:rPr>
-        <w:t xml:space="preserve"> Dejó al sacerdote Sadoc y a sus compañeros sacerdotes para que sirvieran delante del santuario del Señor en el cerro de Gabaón,</w:t>
+        <w:t xml:space="preserve"> Dejó al sacerdote Sadoc y a sus compañeros sacerdotes para que sirvieran delante del santuario del Señor en el cerro de Gabaón.</w:t>
       </w:r>
     </w:p>
     <w:p>
@@ -9778,7 +9778,7 @@
         <w:rPr>
           <w:lang w:val="es_ES" w:bidi="es_ES"/>
         </w:rPr>
-        <w:t xml:space="preserve"> para que ofrecieran las ofrendas quemadas al Señor en el altar, por la mañana y por la tarde, conforme a todo lo que está escrito en la ley del Señor que él ordenó a Israel.</w:t>
+        <w:t xml:space="preserve"> Ofrecían las ofrendas quemadas al Señor en el altar, por la mañana y por la tarde, conforme a todo lo que está escrito en la ley del Señor que él ordenó a Israel.</w:t>
       </w:r>
     </w:p>
     <w:p>
@@ -9799,7 +9799,7 @@
         <w:rPr>
           <w:lang w:val="es_ES" w:bidi="es_ES"/>
         </w:rPr>
-        <w:t xml:space="preserve"> David también dejó allí a Hemán, a Jedutún y a otros que fueron escogidos y designados por nombre para que alabaran al Señor, «porque su amor es eterno».</w:t>
+        <w:t xml:space="preserve"> David también dejó allí a Hemán, a Jedutún y a otros que fueron escogidos. Eran designados por nombre para que alabaran al Señor, porque su amor es eterno.</w:t>
       </w:r>
     </w:p>
     <w:p>
@@ -9820,7 +9820,7 @@
         <w:rPr>
           <w:lang w:val="es_ES" w:bidi="es_ES"/>
         </w:rPr>
-        <w:t xml:space="preserve"> Hemán y Jedutún tocaban las trompetas y los címbalos, junto con los otros instrumentos para acompañar los cantos a Dios.Los hijos de Jedutún eran porteros.</w:t>
+        <w:t xml:space="preserve"> Hemán y Jedutún tocaban las trompetas y los címbalos, junto con los otros instrumentos para acompañar los cantos a Dios. Los hijos de Jedutún eran porteros.</w:t>
       </w:r>
     </w:p>
     <w:p>
@@ -9878,7 +9878,7 @@
         <w:rPr>
           <w:lang w:val="es_ES" w:bidi="es_ES"/>
         </w:rPr>
-        <w:t xml:space="preserve"> Después de que David se instaló en su palacio, le dijo al profeta Natán:—Mira, yo vivo en un palacio de cedro, pero el arca del pacto del Señor está bajo una tienda de campaña.</w:t>
+        <w:t xml:space="preserve"> Después de que David se instaló en su palacio, le dijo al profeta Natán:—Mira, yo vivo en un palacio de cedro. Pero el arca del pacto del Señor está bajo una tienda de campaña.</w:t>
       </w:r>
     </w:p>
     <w:p>
@@ -9962,7 +9962,7 @@
         <w:rPr>
           <w:lang w:val="es_ES" w:bidi="es_ES"/>
         </w:rPr>
-        <w:t xml:space="preserve"> Desde que saqué a Israel de Egipto, nunca he vivido en una casa, sino que he ido de un lugar a otro, de una tienda de campaña a otra.</w:t>
+        <w:t xml:space="preserve"> Desde que saqué a Israel de Egipto, nunca he vivido en una casa. He ido de un lugar a otro, de una tienda de campaña a otra.</w:t>
       </w:r>
     </w:p>
     <w:p>
@@ -10004,7 +10004,7 @@
         <w:rPr>
           <w:lang w:val="es_ES" w:bidi="es_ES"/>
         </w:rPr>
-        <w:t xml:space="preserve"> »Ahora dile a mi siervo David: "Esto dice el Señor Todopoderoso: Te saqué del campo, donde cuidabas ovejas, y te hice gobernante de mi pueblo Israel.</w:t>
+        <w:t xml:space="preserve"> »Ahora dile a mi siervo David que esto dice el Señor Todopoderoso: "Te saqué del campo, donde cuidabas ovejas. Te hice gobernante de mi pueblo Israel.</w:t>
       </w:r>
     </w:p>
     <w:p>
@@ -10088,7 +10088,7 @@
         <w:rPr>
           <w:lang w:val="es_ES" w:bidi="es_ES"/>
         </w:rPr>
-        <w:t xml:space="preserve"> Cuando tu vida en la tierra llegue a su fin y mueras, pondré en el trono a uno de tus descendientes y afirmaré su reino.</w:t>
+        <w:t xml:space="preserve"> Cuando tu vida en la tierra llegue a su fin y mueras, pondré en el trono a uno de tus descendientes. Afirmaré su reino.</w:t>
       </w:r>
     </w:p>
     <w:p>
@@ -10151,7 +10151,7 @@
         <w:rPr>
           <w:lang w:val="es_ES" w:bidi="es_ES"/>
         </w:rPr>
-        <w:t xml:space="preserve"> Lo estableceré sobre mi casa y sobre mi reino para siempre, y su trono será firme eternamente".</w:t>
+        <w:t xml:space="preserve"> Lo estableceré sobre mi casa y sobre mi reino para siempre. Su trono será firme eternamente".</w:t>
       </w:r>
     </w:p>
     <w:p>
@@ -10235,7 +10235,7 @@
         <w:rPr>
           <w:lang w:val="es_ES" w:bidi="es_ES"/>
         </w:rPr>
-        <w:t xml:space="preserve"> ¿Qué más puedo decir? Tú me conoces bien, Señor y Dios, y aun así has decidido honrarme.</w:t>
+        <w:t xml:space="preserve"> »¿Qué más puedo decir? Tú me conoces bien, Señor y Dios, y aun así has decidido honrarme.</w:t>
       </w:r>
     </w:p>
     <w:p>
@@ -10277,7 +10277,7 @@
         <w:rPr>
           <w:lang w:val="es_ES" w:bidi="es_ES"/>
         </w:rPr>
-        <w:t xml:space="preserve"> Señor, no hay nadie como tú; no hay otro Dios. Nunca hemos oído hablar de ningún otro dios como tú.</w:t>
+        <w:t xml:space="preserve"> »Señor, no hay nadie como tú; no hay otro Dios. Nunca hemos oído hablar de ningún otro dios como tú.</w:t>
       </w:r>
     </w:p>
     <w:p>
@@ -10424,7 +10424,7 @@
         <w:rPr>
           <w:lang w:val="es_ES" w:bidi="es_ES"/>
         </w:rPr>
-        <w:t xml:space="preserve"> Ahora bendice a la familia de tu siervo para que continúe delante de ti para siempre. Porque tú, Señor, la has bendecido, y quedará bendecida para siempre.</w:t>
+        <w:t xml:space="preserve"> Ahora bendice a la familia de tu siervo para que continúe delante de ti para siempre. Tú, Señor, la has bendecido, y quedará bendecida para siempre.</w:t>
       </w:r>
     </w:p>
     <w:p>
@@ -10503,7 +10503,7 @@
         <w:rPr>
           <w:lang w:val="es_ES" w:bidi="es_ES"/>
         </w:rPr>
-        <w:t xml:space="preserve"> David también derrotó a Hadad Ezer, rey de Sobá, en la región de Jamat, cuando este intentaba extender su dominio hasta el río Éufrates.</w:t>
+        <w:t xml:space="preserve"> David también derrotó a Hadad Ezer, rey de Sobá, en la región de Jamat. Lo hizo cuando este intentaba extender su dominio hasta el río Éufrates.</w:t>
       </w:r>
     </w:p>
     <w:p>
@@ -10629,7 +10629,7 @@
         <w:rPr>
           <w:lang w:val="es_ES" w:bidi="es_ES"/>
         </w:rPr>
-        <w:t xml:space="preserve"> Cuando Tou, rey de Jamat, supo que David había derrotado completamente al ejército de Hadad Ezer,</w:t>
+        <w:t xml:space="preserve"> Tou, rey de Jamat, supo que David había derrotado completamente al ejército de Hadad Ezer.</w:t>
       </w:r>
     </w:p>
     <w:p>
@@ -10650,7 +10650,7 @@
         <w:rPr>
           <w:lang w:val="es_ES" w:bidi="es_ES"/>
         </w:rPr>
-        <w:t xml:space="preserve"> envió a su hijo Adorán para saludar al rey David y felicitarlo por su victoria en la batalla contra Hadad Ezer, porque Tou y Hadad Ezer habían sido enemigos. Adorán le llevó a David regalos de oro, plata y bronce.</w:t>
+        <w:t xml:space="preserve"> Entonces envió a su hijo Adorán para saludar al rey David y felicitarlo por su victoria en la batalla contra Hadad Ezer. Tou y Hadad Ezer habían sido enemigos. Adorán le llevó a David regalos de oro, plata y bronce.</w:t>
       </w:r>
     </w:p>
     <w:p>
@@ -10776,7 +10776,7 @@
         <w:rPr>
           <w:lang w:val="es_ES" w:bidi="es_ES"/>
         </w:rPr>
-        <w:t xml:space="preserve"> Sadoc, hijo de Ajitob, y Ajimélec, hijo de Abiatar, eran los sacerdotes; Savsa era el secretario;</w:t>
+        <w:t xml:space="preserve"> Sadoc, hijo de Ajitob, y Ajimélec, hijo de Abiatar, eran los sacerdotes. Savsa era el secretario.</w:t>
       </w:r>
     </w:p>
     <w:p>
@@ -10855,7 +10855,7 @@
         <w:rPr>
           <w:lang w:val="es_ES" w:bidi="es_ES"/>
         </w:rPr>
-        <w:t xml:space="preserve"> David pensó: «Voy a mostrarle mi amistad a Janún, tal como su padre Najás fue amigo mío». Entonces envió una delegación para expresarle sus condolencias por la muerte de su padre.Cuando los embajadores de David llegaron a territorio amonita, los jefes amonitas le dijeron a Janún:—¿De verdad cree el rey que David le envió estos hombres para honrar la memoria de su padre? ¡No! Los envió para espiar la ciudad, reconocerla y después conquistarla.</w:t>
+        <w:t xml:space="preserve"> David pensó: «Voy a mostrarle mi amistad a Janún, tal como su padre Najás fue amigo mío». Entonces envió una delegación para expresarle sus condolencias por la muerte de su padre.Cuando los embajadores de David llegaron a territorio amonita, los jefes amonitas le dijeron a Janún:—¿De verdad crees que David te envió estos hombres para honrar la memoria de tu padre? ¡No! Los envió para espiar la ciudad, reconocerla y después conquistarla.</w:t>
       </w:r>
     </w:p>
     <w:p>
@@ -10876,7 +10876,7 @@
         <w:rPr>
           <w:lang w:val="es_ES" w:bidi="es_ES"/>
         </w:rPr>
-        <w:t xml:space="preserve"> Entonces Janún tomó a los mensajeros de David, les afeitó la barba, les cortó la ropa a la altura de las nalgas y los envió de regreso.</w:t>
+        <w:t xml:space="preserve"> Entonces Janún tomó a los mensajeros de David. Les afeitó la barba, les cortó la ropa a la altura de las nalgas y los envió de regreso.</w:t>
       </w:r>
     </w:p>
     <w:p>
@@ -10918,7 +10918,7 @@
         <w:rPr>
           <w:lang w:val="es_ES" w:bidi="es_ES"/>
         </w:rPr>
-        <w:t xml:space="preserve"> Cuando Janún y los amonitas se dieron cuenta de que se habían ganado el odio de David, enviaron 33.000 kilos de plata para contratar carros de combate y jinetes de Aram Naharaim, Aram Macá y Sobá.</w:t>
+        <w:t xml:space="preserve"> Janún y los amonitas se dieron cuenta de que se habían ganado el odio de David. Enviaron 33.000 kilos de plata para contratar carros de combate y jinetes de Aram Naharaim, Aram Macá y Sobá.</w:t>
       </w:r>
     </w:p>
     <w:p>
@@ -10939,7 +10939,7 @@
         <w:rPr>
           <w:lang w:val="es_ES" w:bidi="es_ES"/>
         </w:rPr>
-        <w:t xml:space="preserve"> Contrataron 32.000 carros de combate y consiguieron el apoyo del rey de Macá y su ejército. Todas estas fuerzas acamparon cerca de Medeba, mientras las tropas amonitas se reunían desde sus ciudades y se preparaban para la batalla.</w:t>
+        <w:t xml:space="preserve"> Contrataron 32.000 carros de combate y consiguieron el apoyo del rey de Macá y su ejército. Todas estas fuerzas acamparon cerca de Medeba. Mientras tanto, las tropas amonitas se reunían desde sus ciudades y se preparaban para la batalla.</w:t>
       </w:r>
     </w:p>
     <w:p>
@@ -10960,7 +10960,7 @@
         <w:rPr>
           <w:lang w:val="es_ES" w:bidi="es_ES"/>
         </w:rPr>
-        <w:t xml:space="preserve"> Cuando David se enteró, envió a Joab con todo el ejército de sus mejores guerreros.</w:t>
+        <w:t xml:space="preserve"> Cuando David se enteró, envió a Joab con todo el ejército y sus mejores guerreros.</w:t>
       </w:r>
     </w:p>
     <w:p>
@@ -10981,7 +10981,7 @@
         <w:rPr>
           <w:lang w:val="es_ES" w:bidi="es_ES"/>
         </w:rPr>
-        <w:t xml:space="preserve"> Los amonitas salieron y se formaron en orden de batalla a la entrada de la ciudad, mientras los reyes que habían venido a ayudarlos se quedaron aparte en campo abierto.</w:t>
+        <w:t xml:space="preserve"> Los amonitas salieron y se formaron en orden de batalla a la entrada de la ciudad. Los reyes que habían venido a ayudarlos se quedaron aparte en campo abierto.</w:t>
       </w:r>
     </w:p>
     <w:p>
@@ -11002,7 +11002,7 @@
         <w:rPr>
           <w:lang w:val="es_ES" w:bidi="es_ES"/>
         </w:rPr>
-        <w:t xml:space="preserve"> Cuando Joab vio que tendría que pelear tanto al frente como por detrás, eligió a los mejores soldados de Israel y los envió a enfrentarse a los arameos.</w:t>
+        <w:t xml:space="preserve"> Joab vio que tendría que pelear tanto al frente como por detrás. Eligió a los mejores soldados de Israel y los envió a enfrentarse a los arameos.</w:t>
       </w:r>
     </w:p>
     <w:p>
@@ -11044,7 +11044,7 @@
         <w:rPr>
           <w:lang w:val="es_ES" w:bidi="es_ES"/>
         </w:rPr>
-        <w:t xml:space="preserve"> Joab le dijo a Abisay:—Si los arameos son más fuertes que yo, tú vendrás a ayudarme; y si los amonitas son más fuertes que tú, yo iré a ayudarte.</w:t>
+        <w:t xml:space="preserve"> Joab le dijo a Abisay:—Si los arameos son más fuertes que yo, tú vendrás a ayudarme. Y si los amonitas son más fuertes que tú, yo iré a ayudarte.</w:t>
       </w:r>
     </w:p>
     <w:p>
@@ -11107,7 +11107,7 @@
         <w:rPr>
           <w:lang w:val="es_ES" w:bidi="es_ES"/>
         </w:rPr>
-        <w:t xml:space="preserve"> Cuando los amonitas vieron que los arameos huían, también ellos huyeron ante Abisay y se metieron en la ciudad. Entonces Joab regresó a Jerusalén.</w:t>
+        <w:t xml:space="preserve"> Cuando los amonitas vieron que los arameos huían, también ellos huyeron ante Abisay. Se metieron en la ciudad. Entonces Joab regresó a Jerusalén.</w:t>
       </w:r>
     </w:p>
     <w:p>
@@ -11149,7 +11149,7 @@
         <w:rPr>
           <w:lang w:val="es_ES" w:bidi="es_ES"/>
         </w:rPr>
-        <w:t xml:space="preserve"> Cuando David se enteró de esto, reunió a todo Israel, cruzó el río Jordán y los enfrentó en batalla. Los arameos huyeron ante David, quien mató a 7.000 de sus conductores de carros y a 40.000 soldados de infantería. También mató a Sofac, el jefe del ejército arameo.</w:t>
+        <w:t xml:space="preserve"> Cuando David se enteró de esto, reunió a todo Israel. Cruzó el río Jordán y los enfrentó en batalla. Los arameos huyeron ante David. David mató a 7.000 de sus conductores de carros y a 40.000 soldados de infantería. También mató a Sofac, el jefe del ejército arameo.</w:t>
       </w:r>
     </w:p>
     <w:p>
@@ -11207,7 +11207,7 @@
         <w:rPr>
           <w:lang w:val="es_ES" w:bidi="es_ES"/>
         </w:rPr>
-        <w:t xml:space="preserve"> En la primavera, que era la época en que los reyes salían a la guerra, Joab salió con el ejército israelita y atacó el país de los amonitas. Después de arrasarlo, sitió Rabá y la conquistó. Mientras tanto, David se había quedado en Jerusalén.</w:t>
+        <w:t xml:space="preserve"> La primavera era la época en que los reyes salían a la guerra. Joab salió con el ejército israelita y atacó el país de los amonitas. Después de arrasarlo, sitió Rabá y la conquistó. Mientras tanto, David se había quedado en Jerusalén.</w:t>
       </w:r>
     </w:p>
     <w:p>
@@ -11249,7 +11249,7 @@
         <w:rPr>
           <w:lang w:val="es_ES" w:bidi="es_ES"/>
         </w:rPr>
-        <w:t xml:space="preserve"> A la gente de la ciudad la puso a trabajar con sierras, picos de hierro y hachas, como acostumbraba hacer con todos los pueblos que conquistaba. Luego David regresó a Jerusalén con todo el pueblo.</w:t>
+        <w:t xml:space="preserve"> A la gente de la ciudad la puso a trabajar con sierras, picos de hierro y hachas. Esto acostumbraba hacer con todos los pueblos que conquistaba. Luego David regresó a Jerusalén con todo el pueblo.</w:t>
       </w:r>
     </w:p>
     <w:p>
@@ -11291,7 +11291,7 @@
         <w:rPr>
           <w:lang w:val="es_ES" w:bidi="es_ES"/>
         </w:rPr>
-        <w:t xml:space="preserve"> En otra guerra contra los filisteos, Eljanán, hijo de Yaír, mató a Lajmí, hermano del gigante Goliat de Gat, cuya lanza tenía una punta del tamaño de un rodillo de telar.</w:t>
+        <w:t xml:space="preserve"> En otra guerra contra los filisteos, Eljanán, hijo de Yaír, mató a Lajmí, hermano del gigante Goliat de Gat. Su lanza tenía una punta del tamaño de un rodillo de telar.</w:t>
       </w:r>
     </w:p>
     <w:p>
@@ -11312,7 +11312,7 @@
         <w:rPr>
           <w:lang w:val="es_ES" w:bidi="es_ES"/>
         </w:rPr>
-        <w:t xml:space="preserve"> En otra guerra en Gat, apareció un gigante que tenía 6 dedos en cada mano y 6 dedos en cada pie. Su padre también había sido gigante. Este hombre desafió e insultó a Israel, pero Jonatán, hijo de Simá y sobrino de David, lo mató.</w:t>
+        <w:t xml:space="preserve"> En otra guerra en Gat, apareció un gigante que tenía 6 dedos en cada mano y 6 dedos en cada pie. Su padre también había sido gigante. Este hombre desafió e insultó a Israel. Pero Jonatán, hijo de Simá y sobrino de David, lo mató.</w:t>
       </w:r>
     </w:p>
     <w:p>
@@ -11622,7 +11622,7 @@
         <w:rPr>
           <w:lang w:val="es_ES" w:bidi="es_ES"/>
         </w:rPr>
-        <w:t xml:space="preserve"> —Es una decisión muy difícil —respondió David—, pero prefiero caer en las manos del Señor y no en el poder de los hombres, porque el Señor es muy compasivo.</w:t>
+        <w:t xml:space="preserve"> —Es una decisión muy difícil —respondió David—. Pero prefiero caer en las manos del Señor y no en el poder de los hombres, porque el Señor es muy compasivo.</w:t>
       </w:r>
     </w:p>
     <w:p>
@@ -11664,7 +11664,7 @@
         <w:rPr>
           <w:lang w:val="es_ES" w:bidi="es_ES"/>
         </w:rPr>
-        <w:t xml:space="preserve"> Durante la plaga, Dios envió un ángel a destruir a Jerusalén; pero cuando estaba a punto de destruirla, el Señor lo vio y se lamentó. Entonces le ordenó al ángel destructor:—¡Detente! ¡Es suficiente!En ese momento el ángel del Señor se encontraba de pie en el campo de trilla de Arauna el jebuseo.</w:t>
+        <w:t xml:space="preserve"> Durante la plaga, Dios envió un ángel a destruir a Jerusalén. Cuando estaba a punto de destruirla, el Señor lo vio y se lamentó. Entonces le ordenó al ángel destructor:—¡Detente! ¡Es suficiente!En ese momento el ángel del Señor se encontraba de pie en el campo de trilla de Arauna, el jebuseo.</w:t>
       </w:r>
     </w:p>
     <w:p>
@@ -11685,7 +11685,7 @@
         <w:rPr>
           <w:lang w:val="es_ES" w:bidi="es_ES"/>
         </w:rPr>
-        <w:t xml:space="preserve"> Cuando David vio al ángel del Señor parado entre el cielo y la tierra con su espada desenvainada apuntando hacia Jerusalén, se vistió de tela áspera y se postró en tierra. Los jefes de Israel hicieron lo mismo.</w:t>
+        <w:t xml:space="preserve"> David vio al ángel del Señor parado entre el cielo y la tierra con su espada desenvainada apuntando hacia Jerusalén. Entonces se vistió de tela áspera y se postró en tierra. Los jefes de Israel hicieron lo mismo.</w:t>
       </w:r>
     </w:p>
     <w:p>
@@ -11727,7 +11727,7 @@
         <w:rPr>
           <w:lang w:val="es_ES" w:bidi="es_ES"/>
         </w:rPr>
-        <w:t xml:space="preserve"> Entonces el ángel del Señor le dijo a Gad:—Ve y dile a David que construya un altar al Señor en el campo de trilla de Ornán el jebuseo.</w:t>
+        <w:t xml:space="preserve"> Entonces el ángel del Señor le dijo a Gad:—Ve y dile a David que construya un altar al Señor en el campo de trilla de Arauna, el jebuseo.</w:t>
       </w:r>
     </w:p>
     <w:p>
@@ -11748,7 +11748,7 @@
         <w:rPr>
           <w:lang w:val="es_ES" w:bidi="es_ES"/>
         </w:rPr>
-        <w:t xml:space="preserve"> David fue entonces a hablar con Ornán, cumpliendo lo que el Señor le había ordenado por medio del profeta Gad.</w:t>
+        <w:t xml:space="preserve"> David fue entonces a hablar con Arauna, cumpliendo lo que el Señor le había ordenado por medio del profeta Gad.</w:t>
       </w:r>
     </w:p>
     <w:p>
@@ -11769,7 +11769,7 @@
         <w:rPr>
           <w:lang w:val="es_ES" w:bidi="es_ES"/>
         </w:rPr>
-        <w:t xml:space="preserve"> Cuando David llegó, Arauna y sus cuatro hijos estaban trillando el trigo. Arauna miró hacia atrás y vio al ángel. Sus hijos también lo vieron y corrieron a esconderse.</w:t>
+        <w:t xml:space="preserve"> Cuando David llegó, Arauna y sus 4 hijos estaban trillando el trigo. Arauna miró hacia atrás y vio al ángel. Sus hijos también lo vieron y corrieron a esconderse.</w:t>
       </w:r>
     </w:p>
     <w:p>
@@ -11895,7 +11895,7 @@
         <w:rPr>
           <w:lang w:val="es_ES" w:bidi="es_ES"/>
         </w:rPr>
-        <w:t xml:space="preserve"> Luego David construyó allí un altar al Señor y presentó ofrendas quemadas y sacrificios de comunión. Oró al Señor, y él le respondió enviando fuego desde el cielo sobre el altar de las ofrendas quemadas.</w:t>
+        <w:t xml:space="preserve"> Luego David construyó allí un altar al Señor y presentó ofrendas quemadas y sacrificios de comunión. Oró al Señor. Él le respondió enviando fuego desde el cielo sobre el altar de las ofrendas quemadas.</w:t>
       </w:r>
     </w:p>
     <w:p>
@@ -12016,7 +12016,7 @@
         <w:rPr>
           <w:lang w:val="es_ES" w:bidi="es_ES"/>
         </w:rPr>
-        <w:t xml:space="preserve"> Entonces David dijo:—Aquí, en el campo de trilla de Ornán, edificaré el templo del Señor Dios y construiré el altar para que los israelitas presenten sus ofrendas quemadas.</w:t>
+        <w:t xml:space="preserve"> Entonces David dijo:—Aquí, en el campo de trilla de Arauna, edificaré el templo del Señor Dios. Aquí construiré el altar para que los israelitas presenten sus ofrendas quemadas.</w:t>
       </w:r>
     </w:p>
     <w:p>
@@ -12058,7 +12058,7 @@
         <w:rPr>
           <w:lang w:val="es_ES" w:bidi="es_ES"/>
         </w:rPr>
-        <w:t xml:space="preserve"> David reunió una gran cantidad de hierro para fabricar los clavos de las puertas y los goznes, y tanto bronce que era imposible pesarlo.</w:t>
+        <w:t xml:space="preserve"> David reunió una gran cantidad de hierro para fabricar los clavos de las puertas y los goznes. Reunió tanto bronce que era imposible pesarlo.</w:t>
       </w:r>
     </w:p>
     <w:p>
@@ -12100,7 +12100,7 @@
         <w:rPr>
           <w:lang w:val="es_ES" w:bidi="es_ES"/>
         </w:rPr>
-        <w:t xml:space="preserve"> David pensó: «Mi hijo Salomón es joven y sin experiencia, y el templo del Señor debe ser una estructura magnífica, famosa y gloriosa en todo el mundo. Por eso voy a hacer los preparativos necesarios». Así que, antes de morir, David dejó listos todos los materiales para la construcción.</w:t>
+        <w:t xml:space="preserve"> David pensó: «Mi hijo Salomón es joven y sin experiencia. El templo del Señor debe ser una estructura magnífica, famosa y gloriosa en todo el mundo. Por eso voy a hacer los preparativos necesarios». Así que, antes de morir, David dejó listos todos los materiales para la construcción.</w:t>
       </w:r>
     </w:p>
     <w:p>
@@ -12163,7 +12163,7 @@
         <w:rPr>
           <w:lang w:val="es_ES" w:bidi="es_ES"/>
         </w:rPr>
-        <w:t xml:space="preserve"> pero él me dijo: —No serás tú quien me construya un templo para honrar mi nombre, porque has dirigido muchas guerras y has derramado mucha sangre.</w:t>
+        <w:t xml:space="preserve"> pero él me dijo: "No serás tú quien me construya un templo para honrar mi nombre, porque has dirigido muchas guerras y has derramado mucha sangre.</w:t>
       </w:r>
     </w:p>
     <w:p>
@@ -12184,7 +12184,7 @@
         <w:rPr>
           <w:lang w:val="es_ES" w:bidi="es_ES"/>
         </w:rPr>
-        <w:t xml:space="preserve"> Te daré un hijo que será un hombre de paz. Haré que todos los países enemigos lo dejen en paz, y durante su reinado Israel vivirá tranquilo. Por eso se llamará Salomón.</w:t>
+        <w:t xml:space="preserve"> Te daré un hijo que será un hombre de paz. Haré que todos los países enemigos lo dejen en paz. Durante su reinado Israel vivirá tranquilo. Por eso se llamará Salomón.</w:t>
       </w:r>
     </w:p>
     <w:p>
@@ -12205,7 +12205,7 @@
         <w:rPr>
           <w:lang w:val="es_ES" w:bidi="es_ES"/>
         </w:rPr>
-        <w:t xml:space="preserve"> Él construirá mi templo. Será como mi propio hijo, y yo seré su Padre. Haré que sus hijos y descendientes reinen sobre Israel por siempre.</w:t>
+        <w:t xml:space="preserve"> Él construirá mi templo. Será como mi propio hijo, y yo seré su Padre. Haré que sus hijos y descendientes reinen sobre Israel por siempre".</w:t>
       </w:r>
     </w:p>
     <w:p>
@@ -12226,7 +12226,7 @@
         <w:rPr>
           <w:lang w:val="es_ES" w:bidi="es_ES"/>
         </w:rPr>
-        <w:t xml:space="preserve"> »Ahora, hijo mío, que el Señor te ayude para que puedas construir su templo y cumpla lo que ha dicho acerca de ti.</w:t>
+        <w:t xml:space="preserve"> »Ahora, hijo mío, que el Señor te ayude para que puedas construir su templo. Que cumpla lo que ha dicho acerca de ti.</w:t>
       </w:r>
     </w:p>
     <w:p>
@@ -12268,7 +12268,7 @@
         <w:rPr>
           <w:lang w:val="es_ES" w:bidi="es_ES"/>
         </w:rPr>
-        <w:t xml:space="preserve"> Porque si obedeces cuidadosamente las normas y los reglamentos que el Señor dio a Israel por medio de Moisés, prosperarás. ¡Sé fuerte y valiente! ¡No tengas miedo ni te desanimes!</w:t>
+        <w:t xml:space="preserve"> Si obedeces cuidadosamente las normas y los reglamentos que el Señor dio a Israel por medio de Moisés, prosperarás. ¡Sé fuerte y valiente! ¡No tengas miedo ni te desanimes!</w:t>
       </w:r>
     </w:p>
     <w:p>
@@ -12289,7 +12289,7 @@
         <w:rPr>
           <w:lang w:val="es_ES" w:bidi="es_ES"/>
         </w:rPr>
-        <w:t xml:space="preserve"> He logrado reunir, con mucho esfuerzo, miles de toneladas de oro y decenas de miles de toneladas de plata para el templo del Señor. También he reunido tanto hierro y bronce que no se puede pesar, además de madera y piedra. Tú deberás conseguir más.</w:t>
+        <w:t xml:space="preserve"> »He logrado reunir, con mucho esfuerzo, miles de toneladas de oro y decenas de miles de toneladas de plata para el templo del Señor. También he reunido tanto hierro y bronce que no se puede pesar, además de madera y piedra. Tú deberás conseguir más.</w:t>
       </w:r>
     </w:p>
     <w:p>
@@ -12373,7 +12373,7 @@
         <w:rPr>
           <w:lang w:val="es_ES" w:bidi="es_ES"/>
         </w:rPr>
-        <w:t xml:space="preserve"> —El Señor su Dios está con ustedes —declaró—. Les ha dado paz con las naciones vecinas, porque el Señor me las ha entregado y ahora están bajo el dominio del Señor y de su pueblo.</w:t>
+        <w:t xml:space="preserve"> —El Señor su Dios está con ustedes —declaró—. Les ha dado paz con las naciones vecinas. El Señor me las ha entregado y ahora están bajo el dominio del Señor y de su pueblo.</w:t>
       </w:r>
     </w:p>
     <w:p>
@@ -12494,7 +12494,7 @@
         <w:rPr>
           <w:lang w:val="es_ES" w:bidi="es_ES"/>
         </w:rPr>
-        <w:t xml:space="preserve"> David los distribuyó de la siguiente manera:24.000 dirigirían el trabajo del templo del Señor, 6.000 serían funcionarios y jueces, 4.000 servirían como porteros, y los 4.000 restantes alabarían al Señor con los instrumentos musicales que David había mandado hacer para ese propósito.</w:t>
+        <w:t xml:space="preserve"> David los distribuyó de la siguiente manera. Unos 24.000 dirigirían el trabajo del templo del Señor, 6.000 serían funcionarios y jueces, y 4.000 servirían como porteros. Los 4.000 restantes alabarían al Señor con los instrumentos musicales que David había mandado hacer para ese propósito.</w:t>
       </w:r>
     </w:p>
     <w:p>
@@ -12515,7 +12515,7 @@
         <w:rPr>
           <w:lang w:val="es_ES" w:bidi="es_ES"/>
         </w:rPr>
-        <w:t xml:space="preserve"> David los organizó en tres divisiones principales, cada una encabezada por descendientes de Leví: la división de Guersón, la división de Coat y la división de Merari.</w:t>
+        <w:t xml:space="preserve"> David los organizó en 3 divisiones principales, cada una encabezada por descendientes de Leví: la división de Guersón, la división de Coat y la división de Merari.</w:t>
       </w:r>
     </w:p>
     <w:p>
@@ -12536,7 +12536,7 @@
         <w:rPr>
           <w:lang w:val="es_ES" w:bidi="es_ES"/>
         </w:rPr>
-        <w:t xml:space="preserve"> La división de Guersón se dividió en dos subdivisiones, encabezadas por sus hijos Ladán y Simí.</w:t>
+        <w:t xml:space="preserve"> La división de Guersón se dividió en 2 subdivisiones, encabezadas por sus hijos Ladán y Simí.</w:t>
       </w:r>
     </w:p>
     <w:p>
@@ -12704,7 +12704,7 @@
         <w:rPr>
           <w:lang w:val="es_ES" w:bidi="es_ES"/>
         </w:rPr>
-        <w:t xml:space="preserve"> Los hijos de Izar tuieron a Selomit como jefe,</w:t>
+        <w:t xml:space="preserve"> Los hijos de Izar tuieron a Selomit como jefe.</w:t>
       </w:r>
     </w:p>
     <w:p>
@@ -12830,7 +12830,7 @@
         <w:rPr>
           <w:lang w:val="es_ES" w:bidi="es_ES"/>
         </w:rPr>
-        <w:t xml:space="preserve"> En el censo, todos los varones levitas de veinte años en adelante fueron registrados según sus familias. Todos ellos estaban encargados del servicio en el templo del Señor.</w:t>
+        <w:t xml:space="preserve"> En el censo, todos los varones levitas de 20 años en adelante fueron registrados según sus familias. Todos ellos estaban encargados del servicio en el templo del Señor.</w:t>
       </w:r>
     </w:p>
     <w:p>
@@ -12851,7 +12851,7 @@
         <w:rPr>
           <w:lang w:val="es_ES" w:bidi="es_ES"/>
         </w:rPr>
-        <w:t xml:space="preserve"> David había dicho: «El Señor, Dios de Israel, ha dado paz a su pueblo y habitará para siempre en Jerusalén.</w:t>
+        <w:t xml:space="preserve"> David había dicho:—El Señor, Dios de Israel, ha dado paz a su pueblo y habitará para siempre en Jerusalén.</w:t>
       </w:r>
     </w:p>
     <w:p>
@@ -12914,7 +12914,7 @@
         <w:rPr>
           <w:lang w:val="es_ES" w:bidi="es_ES"/>
         </w:rPr>
-        <w:t xml:space="preserve"> Los levitas debían ayudar a los descendientes de Aarón en el servicio del templo del Señor. Tenían la responsabilidad de cuidar los atrios y las habitaciones, y de limpiar todos los utensilios sagrados,</w:t>
+        <w:t xml:space="preserve"> Los levitas debían ayudar a los descendientes de Aarón en el servicio del templo del Señor. Tenían la responsabilidad de cuidar los atrios y las habitaciones, y de limpiar todos los utensilios sagrados.</w:t>
       </w:r>
     </w:p>
     <w:p>
@@ -12935,7 +12935,7 @@
         <w:rPr>
           <w:lang w:val="es_ES" w:bidi="es_ES"/>
         </w:rPr>
-        <w:t xml:space="preserve"> preparar el pan de la presencia de Dios, la harina para las ofrendas de grano, las tortas sin levadura, las ofrendas cocidas en sartén o mezcladas con aceite, y encargarse de todas las medidas de peso y capacidad.</w:t>
+        <w:t xml:space="preserve"> También debían preparar el pan de la presencia de Dios, la harina para las ofrendas de grano, las tortas sin levadura y las ofrendas cocidas en sartén o mezcladas con aceite. Además, se encargarían de todas las medidas de peso y capacidad.</w:t>
       </w:r>
     </w:p>
     <w:p>
@@ -12977,7 +12977,7 @@
         <w:rPr>
           <w:lang w:val="es_ES" w:bidi="es_ES"/>
         </w:rPr>
-        <w:t xml:space="preserve"> Ayudaban en los sacrificios especiales de ofrendas quemadas, en los sacrificios del sábado, en las celebraciones de la luna nueva y en todas las fiestas. Los levitas se presentaban siempre en el número requerido para cada ocasión.</w:t>
+        <w:t xml:space="preserve"> Debían ayudar en los sacrificios especiales de ofrendas quemadas, en los sacrificios del sábado, en las celebraciones de la luna nueva y en todas las fiestas. Los levitas se presentarían siempre en el número requerido para cada ocasión.</w:t>
       </w:r>
     </w:p>
     <w:p>
@@ -13035,7 +13035,7 @@
         <w:rPr>
           <w:lang w:val="es_ES" w:bidi="es_ES"/>
         </w:rPr>
-        <w:t xml:space="preserve"> Los sacerdotes descendientes de Aarón fueron divididos en dos grupos. Los hijos de Aarón fueron Nadab, Abiú, Eleazar e Itamar.</w:t>
+        <w:t xml:space="preserve"> Los sacerdotes descendientes de Aarón fueron divididos en 2 grupos. Los hijos de Aarón fueron Nadab, Abiú, Eleazar e Itamar.</w:t>
       </w:r>
     </w:p>
     <w:p>
@@ -13077,7 +13077,7 @@
         <w:rPr>
           <w:lang w:val="es_ES" w:bidi="es_ES"/>
         </w:rPr>
-        <w:t xml:space="preserve"> David, con la ayuda de Sadoc, del clan de Eleazar, y de Ajimélec, del clan de Itamar, organizó a los descendientes de Aarón en grupos para servir por turnos.</w:t>
+        <w:t xml:space="preserve"> David organizó a los descendientes de Aarón en grupos para servir por turnos. Lo hizo con la ayuda de Sadoc, del clan de Eleazar, y de Ajimélec, del clan de Itamar.</w:t>
       </w:r>
     </w:p>
     <w:p>
@@ -13119,7 +13119,7 @@
         <w:rPr>
           <w:lang w:val="es_ES" w:bidi="es_ES"/>
         </w:rPr>
-        <w:t xml:space="preserve"> Las tareas fueron asignadas a los diferentes grupos por sorteo, sin mostrar preferencia, pues había líderes importantes y funcionarios del templo de Dios en ambas familias.</w:t>
+        <w:t xml:space="preserve"> Las tareas fueron asignadas a los diferentes grupos por sorteo, sin mostrar preferencia. Había líderes importantes y funcionarios del templo de Dios en ambas familias.</w:t>
       </w:r>
     </w:p>
     <w:p>
@@ -13140,7 +13140,7 @@
         <w:rPr>
           <w:lang w:val="es_ES" w:bidi="es_ES"/>
         </w:rPr>
-        <w:t xml:space="preserve"> Semaías, levita e hijo de Natanael, fue el encargado de anotar los nombres y cargos en presencia del rey, de los jefes, del sacerdote Sadoc, de Ajimélec, hijo de Abiatar, y de los jefes de las familias sacerdotales y levitas. Para cada tarea se asignaron dos grupos del clan de Eleazar y uno del clan de Itamar.</w:t>
+        <w:t xml:space="preserve"> Semaías, levita e hijo de Natanael, fue el encargado de anotar los nombres y cargos. Lo hizo en presencia del rey, de los jefes, del sacerdote Sadoc, de Ajimélec, hijo de Abiatar, y de los jefes de las familias sacerdotales y levitas. Para cada tarea se asignaron 2 grupos del clan de Eleazar y 1 del clan de Itamar.</w:t>
       </w:r>
     </w:p>
     <w:p>
@@ -13161,7 +13161,7 @@
         <w:rPr>
           <w:lang w:val="es_ES" w:bidi="es_ES"/>
         </w:rPr>
-        <w:t xml:space="preserve"> El trabajo se asignó por sorteo, y el resultado fue el siguiente:El primer grupo estuvo a cargo de Joyarib.El segundo grupo, a cargo de Jedaías.El tercer grupo, a cargo de Jarín.El cuarto grupo, a cargo de Seorín.El quinto grupo, a cargo de Malquías.El sexto grupo, a cargo de Mijamín.El séptimo grupo, a cargo de Cos.El octavo grupo, a cargo de Abías.El noveno grupo, a cargo de Jesúa.El décimo grupo, a cargo de Secanías.El undécimo grupo, a cargo de Eliasib.El duodécimo grupo, a cargo de Yaquín.El decimotercer grupo, a cargo de Hupá.El decimocuarto grupo, a cargo de Jesebab.El decimoquinto grupo, a cargo de Bilgá.El decimosexto grupo, a cargo de Imer.El decimoséptimo grupo, a cargo de Hezir.El decimoctavo grupo, a cargo de Afsés.El decimonoveno grupo, a cargo de Petaías.El vigésimo grupo, a cargo de Ezequiel.El vigesimoprimer grupo, a cargo de Jaquín.El vigesimosegundo grupo, a cargo de Gamul.El vigesimotercero grupo, a cargo de Delaías.El vigesimocuarto grupo, a cargo de Maazías.</w:t>
+        <w:t xml:space="preserve"> El trabajo se asignó por sorteo, y el resultado fue el siguiente. El primer grupo estuvo a cargo de Joyarib. El segundo grupo, a cargo de Jedaías. El tercer grupo, a cargo de Jarín. El cuarto grupo, a cargo de Seorín. El quinto grupo, a cargo de Malquías. El sexto grupo, a cargo de Mijamín. El séptimo grupo, a cargo de Cos. El octavo grupo, a cargo de Abías. El noveno grupo, a cargo de Jesúa. El décimo grupo, a cargo de Secanías. El undécimo grupo, a cargo de Eliasib. El duodécimo grupo, a cargo de Yaquín. El decimotercer grupo, a cargo de Hupá. El decimocuarto grupo, a cargo de Jesebab. El decimoquinto grupo, a cargo de Bilgá. El decimosexto grupo, a cargo de Imer. El decimoséptimo grupo, a cargo de Hezir. El decimoctavo grupo, a cargo de Afsés. El decimonoveno grupo, a cargo de Petaías. El vigésimo grupo, a cargo de Ezequiel. El vigesimoprimer grupo, a cargo de Jaquín. El vigesimosegundo grupo, a cargo de Gamul. El vigesimotercero grupo, a cargo de Delaías. El vigesimocuarto grupo, a cargo de Maazías.</w:t>
       </w:r>
     </w:p>
     <w:p>
@@ -13203,7 +13203,7 @@
         <w:rPr>
           <w:lang w:val="es_ES" w:bidi="es_ES"/>
         </w:rPr>
-        <w:t xml:space="preserve"> Esta es la lista del resto de los descendientes de Leví: Amirán, su descendiente Subael, y Jehedías, descendiente de Subael;</w:t>
+        <w:t xml:space="preserve"> Esta es la lista del resto de los descendientes de Leví. Estaban Amirán, su descendiente Subael, y Jehedías, descendiente de Subael;</w:t>
       </w:r>
     </w:p>
     <w:p>
@@ -13266,7 +13266,7 @@
         <w:rPr>
           <w:lang w:val="es_ES" w:bidi="es_ES"/>
         </w:rPr>
-        <w:t xml:space="preserve"> El grupo de Hebrón, compuesto por Jerías, el hijo mayor de Hebrón; Amarías, su segundo hijo; Jahaziel, su tercer hijo; y Jecamán, su cuarto hijo.</w:t>
+        <w:t xml:space="preserve"> El grupo de Hebrón fue compuesto por Jerías, el hijo mayor de Hebrón; Amarías, su segundo hijo; Jahaziel, su tercer hijo; y Jecamán, su cuarto hijo.</w:t>
       </w:r>
     </w:p>
     <w:p>
@@ -13429,7 +13429,7 @@
         <w:rPr>
           <w:lang w:val="es_ES" w:bidi="es_ES"/>
         </w:rPr>
-        <w:t xml:space="preserve"> David y los jefes del servicio del santuario apartaron a los hijos de Asaf, Hemán y Jedutún para el ministerio de profetizar acompañados de arpas, liras y címbalos. Esta es la lista de los que realizaban este servicio:</w:t>
+        <w:t xml:space="preserve"> David y los jefes del servicio del santuario apartaron a los hijos de Asaf, Hemán y Jedutún para el ministerio de profetizar acompañados de arpas, liras y címbalos. Esta es la lista de los que realizaban este servicio.</w:t>
       </w:r>
     </w:p>
     <w:p>
@@ -13928,7 +13928,7 @@
         <w:rPr>
           <w:lang w:val="es_ES" w:bidi="es_ES"/>
         </w:rPr>
-        <w:t xml:space="preserve"> De los amiranitas, izaritas, hebronitas y uzielitas se asignaron diversos cargos.Por ejemplo, Sebuel, hijo de Guersón y nieto de Moisés, era el jefe de la tesorería. También supervisaba las divisiones que estaban a cargo de Amirán, Izar, Hebrón y Uziel.</w:t>
+        <w:t xml:space="preserve"> De los amiranitas, izaritas, hebronitas y uzielitas se asignaron diversos cargos. Por ejemplo, Sebuel, hijo de Guersón y nieto de Moisés, era el jefe de la tesorería. También supervisaba las divisiones que estaban a cargo de Amirán, Izar, Hebrón y Uziel.</w:t>
       </w:r>
     </w:p>
     <w:p>
@@ -14091,7 +14091,7 @@
         <w:rPr>
           <w:lang w:val="es_ES" w:bidi="es_ES"/>
         </w:rPr>
-        <w:t xml:space="preserve"> El ejército israelita estaba dividido en doce grupos, cada uno con 24.000 soldados, que incluían oficiales y personal administrativo. Cada grupo servía durante un mes al año. Esta es la lista de los grupos y sus comandantes:</w:t>
+        <w:t xml:space="preserve"> El ejército israelita estaba dividido en 12 grupos, cada uno con 24.000 soldados, que incluían oficiales y personal administrativo. Cada grupo servía durante un mes al año. Esta es la lista de los grupos y sus comandantes.</w:t>
       </w:r>
     </w:p>
     <w:p>
@@ -14133,7 +14133,7 @@
         <w:rPr>
           <w:lang w:val="es_ES" w:bidi="es_ES"/>
         </w:rPr>
-        <w:t xml:space="preserve"> El comandante del segundo grupo era Doday el ajojita. Tenía 24.000 hombres que servían durante el segundo mes de cada año. Miclot era su asistente.</w:t>
+        <w:t xml:space="preserve"> El comandante del segundo grupo era Doday, el ajojita. Tenía 24.000 hombres que servían durante el segundo mes de cada año. Miclot era su asistente.</w:t>
       </w:r>
     </w:p>
     <w:p>
@@ -14196,7 +14196,7 @@
         <w:rPr>
           <w:lang w:val="es_ES" w:bidi="es_ES"/>
         </w:rPr>
-        <w:t xml:space="preserve"> El comandante del quinto grupo era Samut el izraíta. Tenía 24.000 hombres que servían durante el quinto mes de cada año.</w:t>
+        <w:t xml:space="preserve"> El comandante del quinto grupo era Samut, el izraíta. Tenía 24.000 hombres que servían durante el quinto mes de cada año.</w:t>
       </w:r>
     </w:p>
     <w:p>
@@ -14238,7 +14238,7 @@
         <w:rPr>
           <w:lang w:val="es_ES" w:bidi="es_ES"/>
         </w:rPr>
-        <w:t xml:space="preserve"> El comandante del séptimo grupo era Heles el pelonita, de Efraín. Tenía 24.000 hombres que servían durante el séptimo mes de cada año.</w:t>
+        <w:t xml:space="preserve"> El comandante del séptimo grupo era Heles, el pelonita, de Efraín. Tenía 24.000 hombres que servían durante el séptimo mes de cada año.</w:t>
       </w:r>
     </w:p>
     <w:p>
@@ -14364,7 +14364,7 @@
         <w:rPr>
           <w:lang w:val="es_ES" w:bidi="es_ES"/>
         </w:rPr>
-        <w:t xml:space="preserve"> Los jefes a cargo de las tribus de Israel eran los siguientes:De Rubén, Eliezer, hijo de Zicrí.De Simeón, Sefatías, hijo de Macá.De Leví, Jasabías, hijo de Quemuel.De los descendientes de Aarón, Sadoc.De Judá, Eliú, hermano del rey David.De Isacar, Omrí, hijo de Micael.De Zabulón, Ismaías, hijo de Abdías.De Neftalí, Jerimot, hijo de Azriel.De Efraín, Oseas, hijo de Azazías.De la media tribu de Manasés, Joel, hijo de Pedaías.De la otra mitad de Manasés en Galaad, Idó, hijo de Zacarías.De Benjamín, Jasiel, hijo de Abner.De Dan, Azarel, hijo de Jeroán.</w:t>
+        <w:t xml:space="preserve"> Los jefes a cargo de las tribus de Israel eran los siguientes. De Rubén, Eliezer, hijo de Zicrí. De Simeón, Sefatías, hijo de Macá. De Leví, Jasabías, hijo de Quemuel. De los descendientes de Aarón, Sadoc. De Judá, Eliú, hermano del rey David. De Isacar, Omrí, hijo de Micael. De Zabulón, Ismaías, hijo de Abdías. De Neftalí, Jerimot, hijo de Azriel. De Efraín, Oseas, hijo de Azazías. De la media tribu de Manasés, Joel, hijo de Pedaías. De la otra mitad de Manasés en Galaad, Idó, hijo de Zacarías. De Benjamín, Jasiel, hijo de Abner. De Dan, Azarel, hijo de Jeroán.</w:t>
       </w:r>
     </w:p>
     <w:p>
@@ -14553,7 +14553,7 @@
         <w:rPr>
           <w:lang w:val="es_ES" w:bidi="es_ES"/>
         </w:rPr>
-        <w:t xml:space="preserve"> Jaziz el agareno estaba a cargo de las ovejas y las cabras. Todos estos hombres eran los administradores de las propiedades del rey David.</w:t>
+        <w:t xml:space="preserve"> Jaziz, el agareno, estaba a cargo de las ovejas y las cabras. Todos estos hombres eran los administradores de las propiedades del rey David.</w:t>
       </w:r>
     </w:p>
     <w:p>
@@ -14595,7 +14595,7 @@
         <w:rPr>
           <w:lang w:val="es_ES" w:bidi="es_ES"/>
         </w:rPr>
-        <w:t xml:space="preserve"> Ajitofel era consejero del rey. Husay el arquita era su consejero personal.</w:t>
+        <w:t xml:space="preserve"> Ajitofel era consejero del rey. Husay, el arquita, era su consejero personal.</w:t>
       </w:r>
     </w:p>
     <w:p>
@@ -14653,7 +14653,7 @@
         <w:rPr>
           <w:lang w:val="es_ES" w:bidi="es_ES"/>
         </w:rPr>
-        <w:t xml:space="preserve"> Después David reunió en Jerusalén a todos los líderes de Israel. Convocó a los jefes de las tribus, a los jefes de las divisiones del ejército, a los oficiales militares, a los administradores de las propiedades del rey y de su ganado, y a todos los demás hombres de autoridad en su reino.</w:t>
+        <w:t xml:space="preserve"> Después David reunió en Jerusalén a todos los líderes de Israel. Convocó a los jefes de las tribus, a los jefes de las divisiones del ejército y a los oficiales militares. Convocó además a los administradores de las propiedades del rey y de su ganado, y a todos los demás hombres de autoridad en su reino.</w:t>
       </w:r>
     </w:p>
     <w:p>
@@ -14674,7 +14674,7 @@
         <w:rPr>
           <w:lang w:val="es_ES" w:bidi="es_ES"/>
         </w:rPr>
-        <w:t xml:space="preserve"> David se puso de pie delante de ellos y les dijo:—¡Hermanos míos y pueblo mío! Era mi deseo construir un lugar permanente para el arca del pacto del Señor, un lugar donde nuestro Dios pusiera su trono. Ya tengo listos todos los materiales necesarios para la construcción,</w:t>
+        <w:t xml:space="preserve"> David se puso de pie delante de ellos y les dijo:—¡Hermanos míos y pueblo mío! Era mi deseo construir un lugar permanente para el arca del pacto del Señor, un lugar donde nuestro Dios pusiera su trono. Ya tengo listos todos los materiales necesarios para la construcción.</w:t>
       </w:r>
     </w:p>
     <w:p>
@@ -14695,7 +14695,7 @@
         <w:rPr>
           <w:lang w:val="es_ES" w:bidi="es_ES"/>
         </w:rPr>
-        <w:t xml:space="preserve"> pero Dios me dijo: "No serás tú quien me construya un templo para honrar mi nombre, porque has dirigido muchas guerras y has matado a mucha gente".</w:t>
+        <w:t xml:space="preserve"> Pero Dios me dijo: "No serás tú quien me construya un templo para honrar mi nombre, porque has dirigido muchas guerras y has matado a mucha gente".</w:t>
       </w:r>
     </w:p>
     <w:p>
@@ -14737,7 +14737,7 @@
         <w:rPr>
           <w:lang w:val="es_ES" w:bidi="es_ES"/>
         </w:rPr>
-        <w:t xml:space="preserve"> El Señor me ha dado muchos hijos, y de todos ellos ha elegido a Salomón para que ocupe el trono de su reino de Israel.</w:t>
+        <w:t xml:space="preserve"> El Señor me ha dado muchos hijos. De todos ellos ha elegido a Salomón para que ocupe el trono de su reino de Israel.</w:t>
       </w:r>
     </w:p>
     <w:p>
@@ -14800,7 +14800,7 @@
         <w:rPr>
           <w:lang w:val="es_ES" w:bidi="es_ES"/>
         </w:rPr>
-        <w:t xml:space="preserve"> »Ahora, delante de todo el pueblo de Israel, que es el pueblo del Señor, y a la vista de nuestro Dios, les pido que obedezcan fielmente todos los mandamientos del Señor. Así podrán disfrutar de esta tierra fértil que Dios les ha dado y se la dejarán a sus hijos para siempre.</w:t>
+        <w:t xml:space="preserve"> »Ahora les pido que obedezcan fielmente todos los mandamientos del Señor. Se lo pido delante de todo el pueblo de Israel, que es el pueblo del Señor, y a la vista de nuestro Dios. Así podrán disfrutar de esta tierra fértil que Dios les ha dado, y se la dejarán a sus hijos para siempre.</w:t>
       </w:r>
     </w:p>
     <w:p>
@@ -14821,7 +14821,7 @@
         <w:rPr>
           <w:lang w:val="es_ES" w:bidi="es_ES"/>
         </w:rPr>
-        <w:t xml:space="preserve"> Luego David se dirigió a Salomón y le dijo:—Salomón, hijo mío, conoce al Dios de tu padre y sírvele con todo tu corazón y con buena disposición, porque el Señor examina cada corazón y conoce todo pensamiento. Si lo buscas, lo encontrarás; pero si lo abandonas, él te rechazará para siempre.</w:t>
+        <w:t xml:space="preserve"> Luego David se dirigió a Salomón y le dijo:—Salomón, hijo mío, conoce al Dios de tu padre. Sírvele con todo tu corazón y con buena disposición, porque el Señor examina cada corazón y conoce todo pensamiento. Si lo buscas, lo encontrarás. Pero si lo abandonas, él te rechazará para siempre.</w:t>
       </w:r>
     </w:p>
     <w:p>
@@ -14863,7 +14863,7 @@
         <w:rPr>
           <w:lang w:val="es_ES" w:bidi="es_ES"/>
         </w:rPr>
-        <w:t xml:space="preserve"> David le entregó a Salomón los planos del templo y de todos sus edificios: los tesoros, las habitaciones superiores, las salas interiores y el lugar de la tapa de expiación.</w:t>
+        <w:t xml:space="preserve"> David le entregó a Salomón los planos del templo y de todos sus edificios: los tesoros, las habitaciones superiores, las salas interiores y el lugar de la tapa del arca.</w:t>
       </w:r>
     </w:p>
     <w:p>
@@ -14905,7 +14905,7 @@
         <w:rPr>
           <w:lang w:val="es_ES" w:bidi="es_ES"/>
         </w:rPr>
-        <w:t xml:space="preserve"> También le entregó las instrucciones para el trabajo de los grupos de sacerdotes y levitas, y las especificaciones de todos los objetos que se usarían en el templo del Señor para el culto y los sacrificios.</w:t>
+        <w:t xml:space="preserve"> También le entregó las instrucciones para el trabajo de los grupos de sacerdotes y levitas. Le entregó las especificaciones de todos los objetos que se usarían en el templo del Señor para el culto y los sacrificios.</w:t>
       </w:r>
     </w:p>
     <w:p>
@@ -15010,7 +15010,7 @@
         <w:rPr>
           <w:lang w:val="es_ES" w:bidi="es_ES"/>
         </w:rPr>
-        <w:t xml:space="preserve"> Le indicó la cantidad de oro refinado para el altar del incienso y para hacer los querubines de oro que extenderían sus alas sobre el arca del pacto del Señor.</w:t>
+        <w:t xml:space="preserve"> Le indicó la cantidad de oro refinado para el altar del incienso y para hacer los querubines de oro. Estos extenderían sus alas sobre el arca del pacto del Señor.</w:t>
       </w:r>
     </w:p>
     <w:p>
@@ -15073,7 +15073,7 @@
         <w:rPr>
           <w:lang w:val="es_ES" w:bidi="es_ES"/>
         </w:rPr>
-        <w:t xml:space="preserve"> Los grupos de sacerdotes y levitas están listos para servir en el templo de Dios. Además, tienes a tu disposición artesanos capacitados en toda clase de trabajos, y los jefes y todo el pueblo están dispuestos a obedecerte.</w:t>
+        <w:t xml:space="preserve"> Los grupos de sacerdotes y levitas están listos para servir en el templo de Dios. Además, tienes a tu disposición artesanos capacitados en toda clase de trabajos. Y los jefes y todo el pueblo están dispuestos a obedecerte.</w:t>
       </w:r>
     </w:p>
     <w:p>
@@ -15110,7 +15110,7 @@
         <w:rPr>
           <w:lang w:val="es_ES" w:bidi="es_ES"/>
         </w:rPr>
-        <w:t xml:space="preserve"> Entonces el rey David se dirigió a toda la asamblea y dijo:—Mi hijo Salomón, a quien Dios ha escogido para ser el próximo rey de Israel, es todavía joven e inexperto. Y el trabajo que debe realizar es enorme, porque el templo que va a construir no es para cualquier persona, sino para el Señor Dios.</w:t>
+        <w:t xml:space="preserve"> Entonces el rey David se dirigió a toda la asamblea y dijo:—Dios ha escogido a mi hijo Salomón para ser el próximo rey de Israel. Es todavía joven e inexperto. Y el trabajo que debe realizar es enorme. El templo que va a construir no es para cualquier persona, sino para el Señor Dios.</w:t>
       </w:r>
     </w:p>
     <w:p>
@@ -15173,7 +15173,7 @@
         <w:rPr>
           <w:lang w:val="es_ES" w:bidi="es_ES"/>
         </w:rPr>
-        <w:t xml:space="preserve"> Mi ofrenda personal consiste en 110.000 kilos de oro de Ofir y 260.000 kilos de plata pura para recubrir las paredes del templo, para los objetos de oro y plata, y para cualquier otro trabajo que se necesite. Ahora bien, ¿quién está dispuesto a seguir mi ejemplo? ¿Quién dará hoy una ofrenda voluntaria al Señor?</w:t>
+        <w:t xml:space="preserve"> Mi ofrenda personal consiste en 110.000 kilos de oro de Ofir y 260.000 kilos de plata pura. Servirán para recubrir las paredes del templo, para los objetos de oro y plata, y para cualquier otro trabajo que se necesite. Ahora bien, ¿quién está dispuesto a seguir mi ejemplo? ¿Quién dará hoy una ofrenda voluntaria al Señor?</w:t>
       </w:r>
     </w:p>
     <w:p>
@@ -15215,7 +15215,7 @@
         <w:rPr>
           <w:lang w:val="es_ES" w:bidi="es_ES"/>
         </w:rPr>
-        <w:t xml:space="preserve"> También entregaron piedras preciosas, que fueron depositadas en el tesoro del templo del Señor, bajo el cuidado de Jehiel el gersonita.</w:t>
+        <w:t xml:space="preserve"> También entregaron piedras preciosas. Fueron depositadas en el tesoro del templo del Señor, bajo el cuidado de Jehiel, el gersonita.</w:t>
       </w:r>
     </w:p>
     <w:p>
@@ -15341,7 +15341,7 @@
         <w:rPr>
           <w:lang w:val="es_ES" w:bidi="es_ES"/>
         </w:rPr>
-        <w:t xml:space="preserve"> Pero ¿quién soy yo y quién es mi pueblo para que podamos darte todo esto? Todo viene de ti, y solo te hemos dado lo que de ti hemos recibido.</w:t>
+        <w:t xml:space="preserve"> »Pero ¿quién soy yo y quién es mi pueblo para que podamos darte todo esto? Todo viene de ti, y solo te hemos dado lo que de ti hemos recibido.</w:t>
       </w:r>
     </w:p>
     <w:p>
@@ -15404,7 +15404,7 @@
         <w:rPr>
           <w:lang w:val="es_ES" w:bidi="es_ES"/>
         </w:rPr>
-        <w:t xml:space="preserve"> Sé, Dios mío, que tú examinas los corazones y te agrada la integridad. Con un corazón íntegro he ofrecido todo esto voluntariamente, y he visto con alegría cómo tu pueblo ha dado generosamente sus ofrendas.</w:t>
+        <w:t xml:space="preserve"> Sé, Dios mío, que tú examinas los corazones y te agrada la integridad. Con un corazón íntegro he ofrecido todo esto voluntariamente. He visto con alegría cómo tu pueblo ha dado generosamente sus ofrendas.</w:t>
       </w:r>
     </w:p>
     <w:p>
@@ -15425,7 +15425,7 @@
         <w:rPr>
           <w:lang w:val="es_ES" w:bidi="es_ES"/>
         </w:rPr>
-        <w:t xml:space="preserve"> »Señor, Dios de nuestros antepasados Abraham, Isaac e Israel, haz que tu pueblo siempre desee obedecerte y que su amor hacia ti permanezca firme para siempre.</w:t>
+        <w:t xml:space="preserve"> Señor, Dios de nuestros antepasados Abraham, Isaac e Israel, haz que tu pueblo siempre desee obedecerte y que su amor hacia ti permanezca firme para siempre.</w:t>
       </w:r>
     </w:p>
     <w:p>
@@ -15446,7 +15446,7 @@
         <w:rPr>
           <w:lang w:val="es_ES" w:bidi="es_ES"/>
         </w:rPr>
-        <w:t xml:space="preserve"> Dale a mi hijo Salomón un corazón íntegro para obedecer tus mandamientos, tus decretos y tus estatutos, y para que pueda construir el templo para el cual he reunido todos estos materiales.</w:t>
+        <w:t xml:space="preserve"> Dale a mi hijo Salomón un corazón íntegro para obedecer tus mandamientos, tus decretos y tus estatutos. Dáselo para que pueda construir el templo para el cual he reunido todos estos materiales.</w:t>
       </w:r>
     </w:p>
     <w:p>
@@ -15467,7 +15467,7 @@
         <w:rPr>
           <w:lang w:val="es_ES" w:bidi="es_ES"/>
         </w:rPr>
-        <w:t xml:space="preserve"> Entonces David se dirigió a todo el pueblo y le dijo:—¡Alaben al Señor su Dios!Todos alabaron al Señor, el Dios de sus antepasados, y se inclinaron ante el Señor y ante el rey.</w:t>
+        <w:t xml:space="preserve"> Entonces David se dirigió a todo el pueblo y le dijo:—¡Alaben al Señor su Dios!Todos alabaron al Señor, el Dios de sus antepasados. Se inclinaron ante el Señor y ante el rey.</w:t>
       </w:r>
     </w:p>
     <w:p>
@@ -15488,7 +15488,7 @@
         <w:rPr>
           <w:lang w:val="es_ES" w:bidi="es_ES"/>
         </w:rPr>
-        <w:t xml:space="preserve"> Al día siguiente ofrecieron sacrificios al Señor en nombre de todo Israel: 1.000 novillos, 1.000 carneros y 1.000 corderos como ofrendas quemadas, junto con las ofrendas de vino correspondientes.</w:t>
+        <w:t xml:space="preserve"> Al día siguiente ofrecieron sacrificios al Señor en nombre de todo Israel. Sacrificaron 1.000 novillos, 1.000 carneros y 1.000 corderos como ofrendas quemadas, junto con las ofrendas de vino correspondientes.</w:t>
       </w:r>
     </w:p>
     <w:p>
@@ -15593,7 +15593,7 @@
         <w:rPr>
           <w:lang w:val="es_ES" w:bidi="es_ES"/>
         </w:rPr>
-        <w:t xml:space="preserve"> David reinó sobre todo Israel durante 40 años: 7 años en Hebrón y 33 años en Jerusalén.</w:t>
+        <w:t xml:space="preserve"> David reinó sobre todo Israel durante 40 años. Reinó 7 años en Hebrón y 33 años en Jerusalén.</w:t>
       </w:r>
     </w:p>
     <w:p>
@@ -15635,7 +15635,7 @@
         <w:rPr>
           <w:lang w:val="es_ES" w:bidi="es_ES"/>
         </w:rPr>
-        <w:t xml:space="preserve"> Las biografías detalladas del rey David están escritas en las crónicas del profeta Samuel, del profeta Natán y del profeta Gad.</w:t>
+        <w:t xml:space="preserve"> El resto de la historia del rey David está escrito en las crónicas del profeta Samuel, del profeta Natán y del profeta Gad.</w:t>
       </w:r>
     </w:p>
     <w:p>
